--- a/Documents/TP4_Phase1_PoC.docx
+++ b/Documents/TP4_Phase1_PoC.docx
@@ -29,6 +29,12 @@
         </w:rPr>
         <w:t>Membre de l’équipe :</w:t>
       </w:r>
+      <w:r>
+        <w:rPr>
+          <w:lang w:val="fr-CA"/>
+        </w:rPr>
+        <w:t xml:space="preserve"> Thomas Lajoie et Mirko Brlek</w:t>
+      </w:r>
     </w:p>
     <w:p>
       <w:pPr>
@@ -41,6 +47,12 @@
           <w:lang w:val="fr-CA"/>
         </w:rPr>
         <w:t>Groupe :</w:t>
+      </w:r>
+      <w:r>
+        <w:rPr>
+          <w:lang w:val="fr-CA"/>
+        </w:rPr>
+        <w:t xml:space="preserve"> 1010</w:t>
       </w:r>
       <w:r>
         <w:rPr>
@@ -75,6 +87,32 @@
         </w:rPr>
         <w:t>Décrivez clairement l’objectif de cette preuve de concept. Quel élément critique de votre solution cherchez-vous à valider ? Pourquoi cette validation est-elle importante dans le contexte du projet ?</w:t>
       </w:r>
+      <w:r>
+        <w:rPr>
+          <w:lang w:val="fr-CA"/>
+        </w:rPr>
+        <w:t xml:space="preserve"> </w:t>
+      </w:r>
+    </w:p>
+    <w:p>
+      <w:pPr>
+        <w:rPr>
+          <w:lang w:val="fr-CA"/>
+        </w:rPr>
+      </w:pPr>
+      <w:r>
+        <w:rPr>
+          <w:lang w:val="fr-CA"/>
+        </w:rPr>
+        <w:t>Notre but est de</w:t>
+      </w:r>
+    </w:p>
+    <w:p>
+      <w:pPr>
+        <w:rPr>
+          <w:lang w:val="fr-CA"/>
+        </w:rPr>
+      </w:pPr>
     </w:p>
     <w:p>
       <w:pPr>
@@ -346,16 +384,8 @@
           <w:lang w:val="fr-CA"/>
         </w:rPr>
         <w:br/>
-        <w:t xml:space="preserve">- </w:t>
+        <w:t>- Risques potentiels</w:t>
       </w:r>
-      <w:proofErr w:type="gramStart"/>
-      <w:r>
-        <w:rPr>
-          <w:lang w:val="fr-CA"/>
-        </w:rPr>
-        <w:t>Risques potentiels</w:t>
-      </w:r>
-      <w:proofErr w:type="gramEnd"/>
     </w:p>
     <w:p>
       <w:pPr>
@@ -399,12 +429,12 @@
       </w:r>
     </w:p>
     <w:sectPr>
-      <w:headerReference w:type="even" r:id="rId8"/>
-      <w:headerReference w:type="default" r:id="rId9"/>
-      <w:footerReference w:type="even" r:id="rId10"/>
-      <w:footerReference w:type="default" r:id="rId11"/>
-      <w:headerReference w:type="first" r:id="rId12"/>
-      <w:footerReference w:type="first" r:id="rId13"/>
+      <w:headerReference w:type="even" r:id="rId11"/>
+      <w:headerReference w:type="default" r:id="rId12"/>
+      <w:footerReference w:type="even" r:id="rId13"/>
+      <w:footerReference w:type="default" r:id="rId14"/>
+      <w:headerReference w:type="first" r:id="rId15"/>
+      <w:footerReference w:type="first" r:id="rId16"/>
       <w:pgSz w:w="12240" w:h="15840"/>
       <w:pgMar w:top="1440" w:right="1800" w:bottom="1440" w:left="1800" w:header="720" w:footer="720" w:gutter="0"/>
       <w:cols w:space="720"/>
@@ -12431,7 +12461,12 @@
 </file>
 
 <file path=customXml/item1.xml><?xml version="1.0" encoding="utf-8"?>
-<b:Sources xmlns:b="http://schemas.openxmlformats.org/officeDocument/2006/bibliography" xmlns="http://schemas.openxmlformats.org/officeDocument/2006/bibliography" SelectedStyle="/APA.XSL" StyleName="APA"/>
+<?mso-contentType ?>
+<FormTemplates xmlns="http://schemas.microsoft.com/sharepoint/v3/contenttype/forms">
+  <Display>DocumentLibraryForm</Display>
+  <Edit>DocumentLibraryForm</Edit>
+  <New>DocumentLibraryForm</New>
+</FormTemplates>
 </file>
 
 <file path=customXml/item2.xml><?xml version="1.0" encoding="utf-8"?>
@@ -12579,12 +12614,7 @@
 </file>
 
 <file path=customXml/item3.xml><?xml version="1.0" encoding="utf-8"?>
-<?mso-contentType ?>
-<FormTemplates xmlns="http://schemas.microsoft.com/sharepoint/v3/contenttype/forms">
-  <Display>DocumentLibraryForm</Display>
-  <Edit>DocumentLibraryForm</Edit>
-  <New>DocumentLibraryForm</New>
-</FormTemplates>
+<b:Sources xmlns:b="http://schemas.openxmlformats.org/officeDocument/2006/bibliography" xmlns="http://schemas.openxmlformats.org/officeDocument/2006/bibliography" SelectedStyle="/APA.XSL" StyleName="APA"/>
 </file>
 
 <file path=customXml/item4.xml><?xml version="1.0" encoding="utf-8"?>
@@ -12596,6 +12626,32 @@
 </file>
 
 <file path=customXml/itemProps1.xml><?xml version="1.0" encoding="utf-8"?>
+<ds:datastoreItem xmlns:ds="http://schemas.openxmlformats.org/officeDocument/2006/customXml" ds:itemID="{9A1CB954-B7AE-4FBB-BD0D-8B85DA415DCB}">
+  <ds:schemaRefs>
+    <ds:schemaRef ds:uri="http://schemas.microsoft.com/sharepoint/v3/contenttype/forms"/>
+  </ds:schemaRefs>
+</ds:datastoreItem>
+</file>
+
+<file path=customXml/itemProps2.xml><?xml version="1.0" encoding="utf-8"?>
+<ds:datastoreItem xmlns:ds="http://schemas.openxmlformats.org/officeDocument/2006/customXml" ds:itemID="{119CC3B3-14C1-482C-9713-0A1391082D62}">
+  <ds:schemaRefs>
+    <ds:schemaRef ds:uri="http://schemas.microsoft.com/office/2006/metadata/contentType"/>
+    <ds:schemaRef ds:uri="http://schemas.microsoft.com/office/2006/metadata/properties/metaAttributes"/>
+    <ds:schemaRef ds:uri="http://www.w3.org/2001/XMLSchema"/>
+    <ds:schemaRef ds:uri="http://schemas.microsoft.com/office/2006/metadata/properties"/>
+    <ds:schemaRef ds:uri="58914a97-80a9-4312-8427-8216aff5104f"/>
+    <ds:schemaRef ds:uri="http://schemas.microsoft.com/office/2006/documentManagement/types"/>
+    <ds:schemaRef ds:uri="http://schemas.microsoft.com/office/infopath/2007/PartnerControls"/>
+    <ds:schemaRef ds:uri="http://schemas.openxmlformats.org/package/2006/metadata/core-properties"/>
+    <ds:schemaRef ds:uri="http://purl.org/dc/elements/1.1/"/>
+    <ds:schemaRef ds:uri="http://purl.org/dc/terms/"/>
+    <ds:schemaRef ds:uri="http://schemas.microsoft.com/internal/obd"/>
+  </ds:schemaRefs>
+</ds:datastoreItem>
+</file>
+
+<file path=customXml/itemProps3.xml><?xml version="1.0" encoding="utf-8"?>
 <ds:datastoreItem xmlns:ds="http://schemas.openxmlformats.org/officeDocument/2006/customXml" ds:itemID="{EF278816-EC6F-A645-907D-7F25AECB1D4A}">
   <ds:schemaRefs>
     <ds:schemaRef ds:uri="http://schemas.openxmlformats.org/officeDocument/2006/bibliography"/>
@@ -12603,14 +12659,12 @@
 </ds:datastoreItem>
 </file>
 
-<file path=customXml/itemProps2.xml><?xml version="1.0" encoding="utf-8"?>
-<ds:datastoreItem xmlns:ds="http://schemas.openxmlformats.org/officeDocument/2006/customXml" ds:itemID="{119CC3B3-14C1-482C-9713-0A1391082D62}"/>
-</file>
-
-<file path=customXml/itemProps3.xml><?xml version="1.0" encoding="utf-8"?>
-<ds:datastoreItem xmlns:ds="http://schemas.openxmlformats.org/officeDocument/2006/customXml" ds:itemID="{9A1CB954-B7AE-4FBB-BD0D-8B85DA415DCB}"/>
-</file>
-
 <file path=customXml/itemProps4.xml><?xml version="1.0" encoding="utf-8"?>
-<ds:datastoreItem xmlns:ds="http://schemas.openxmlformats.org/officeDocument/2006/customXml" ds:itemID="{D389DC6D-5B0B-44F7-8546-A6A224271B02}"/>
+<ds:datastoreItem xmlns:ds="http://schemas.openxmlformats.org/officeDocument/2006/customXml" ds:itemID="{D389DC6D-5B0B-44F7-8546-A6A224271B02}">
+  <ds:schemaRefs>
+    <ds:schemaRef ds:uri="http://schemas.microsoft.com/office/2006/metadata/properties"/>
+    <ds:schemaRef ds:uri="http://schemas.microsoft.com/office/infopath/2007/PartnerControls"/>
+    <ds:schemaRef ds:uri="58914a97-80a9-4312-8427-8216aff5104f"/>
+  </ds:schemaRefs>
+</ds:datastoreItem>
 </file>
--- a/Documents/TP4_Phase1_PoC.docx
+++ b/Documents/TP4_Phase1_PoC.docx
@@ -78,17 +78,23 @@
     <w:p>
       <w:pPr>
         <w:rPr>
+          <w:b/>
+          <w:bCs/>
           <w:lang w:val="fr-CA"/>
         </w:rPr>
       </w:pPr>
       <w:r>
         <w:rPr>
+          <w:b/>
+          <w:bCs/>
           <w:lang w:val="fr-CA"/>
         </w:rPr>
         <w:t>Décrivez clairement l’objectif de cette preuve de concept. Quel élément critique de votre solution cherchez-vous à valider ? Pourquoi cette validation est-elle importante dans le contexte du projet ?</w:t>
       </w:r>
       <w:r>
         <w:rPr>
+          <w:b/>
+          <w:bCs/>
           <w:lang w:val="fr-CA"/>
         </w:rPr>
         <w:t xml:space="preserve"> </w:t>
@@ -104,7 +110,19 @@
         <w:rPr>
           <w:lang w:val="fr-CA"/>
         </w:rPr>
-        <w:t>Notre but est de</w:t>
+        <w:t xml:space="preserve">Notre but est </w:t>
+      </w:r>
+      <w:r>
+        <w:rPr>
+          <w:lang w:val="fr-CA"/>
+        </w:rPr>
+        <w:t xml:space="preserve">de faire un formulaire pour voir si c’est viable et apprendre à utiliser nos technologies ensemble pour la base du projet. Le plus important est de pouvoir enregistrer les courses et les bateaux et c’est cet élément qu’on veut valider. Notre PoC va être un simple formulaire pour entrer des informations sur des bateaux et les enregistrer dans la base de données. C’est une fonctionnalité cruciale parce que le client s’attend à </w:t>
+      </w:r>
+      <w:r>
+        <w:rPr>
+          <w:lang w:val="fr-CA"/>
+        </w:rPr>
+        <w:t>une application qui peut enregistrer les données de ses courses de bateaux.</w:t>
       </w:r>
     </w:p>
     <w:p>
@@ -131,17 +149,23 @@
     <w:p>
       <w:pPr>
         <w:rPr>
+          <w:b/>
+          <w:bCs/>
           <w:lang w:val="fr-CA"/>
         </w:rPr>
       </w:pPr>
       <w:r>
         <w:rPr>
+          <w:b/>
+          <w:bCs/>
           <w:lang w:val="fr-CA"/>
         </w:rPr>
         <w:t>Indiquez la fonctionnalité unique testée dans cette PoC.</w:t>
       </w:r>
       <w:r>
         <w:rPr>
+          <w:b/>
+          <w:bCs/>
           <w:lang w:val="fr-CA"/>
         </w:rPr>
         <w:br/>
@@ -149,6 +173,8 @@
       </w:r>
       <w:r>
         <w:rPr>
+          <w:b/>
+          <w:bCs/>
           <w:lang w:val="fr-CA"/>
         </w:rPr>
         <w:br/>
@@ -172,17 +198,23 @@
     <w:p>
       <w:pPr>
         <w:rPr>
+          <w:b/>
+          <w:bCs/>
           <w:lang w:val="fr-CA"/>
         </w:rPr>
       </w:pPr>
       <w:r>
         <w:rPr>
+          <w:b/>
+          <w:bCs/>
           <w:lang w:val="fr-CA"/>
         </w:rPr>
         <w:t>Présentez uniquement les entités strictement nécessaires au fonctionnement de la fonctionnalité.</w:t>
       </w:r>
       <w:r>
         <w:rPr>
+          <w:b/>
+          <w:bCs/>
           <w:lang w:val="fr-CA"/>
         </w:rPr>
         <w:br/>
@@ -190,6 +222,8 @@
       </w:r>
       <w:r>
         <w:rPr>
+          <w:b/>
+          <w:bCs/>
           <w:lang w:val="fr-CA"/>
         </w:rPr>
         <w:br/>
@@ -197,6 +231,8 @@
       </w:r>
       <w:r>
         <w:rPr>
+          <w:b/>
+          <w:bCs/>
           <w:lang w:val="fr-CA"/>
         </w:rPr>
         <w:br/>
@@ -204,6 +240,8 @@
       </w:r>
       <w:r>
         <w:rPr>
+          <w:b/>
+          <w:bCs/>
           <w:lang w:val="fr-CA"/>
         </w:rPr>
         <w:br/>
@@ -227,17 +265,23 @@
     <w:p>
       <w:pPr>
         <w:rPr>
+          <w:b/>
+          <w:bCs/>
           <w:lang w:val="fr-CA"/>
         </w:rPr>
       </w:pPr>
       <w:r>
         <w:rPr>
+          <w:b/>
+          <w:bCs/>
           <w:lang w:val="fr-CA"/>
         </w:rPr>
         <w:t>Présentez l’environnement technique utilisé :</w:t>
       </w:r>
       <w:r>
         <w:rPr>
+          <w:b/>
+          <w:bCs/>
           <w:lang w:val="fr-CA"/>
         </w:rPr>
         <w:br/>
@@ -245,6 +289,8 @@
       </w:r>
       <w:r>
         <w:rPr>
+          <w:b/>
+          <w:bCs/>
           <w:lang w:val="fr-CA"/>
         </w:rPr>
         <w:br/>
@@ -252,6 +298,8 @@
       </w:r>
       <w:r>
         <w:rPr>
+          <w:b/>
+          <w:bCs/>
           <w:lang w:val="fr-CA"/>
         </w:rPr>
         <w:br/>
@@ -259,12 +307,16 @@
       </w:r>
       <w:r>
         <w:rPr>
+          <w:b/>
+          <w:bCs/>
           <w:lang w:val="fr-CA"/>
         </w:rPr>
         <w:br/>
       </w:r>
       <w:r>
         <w:rPr>
+          <w:b/>
+          <w:bCs/>
           <w:lang w:val="fr-CA"/>
         </w:rPr>
         <w:br/>
@@ -282,7 +334,63 @@
         <w:rPr>
           <w:lang w:val="fr-CA"/>
         </w:rPr>
+        <w:lastRenderedPageBreak/>
         <w:t>5. Résultat obtenu (preuve)</w:t>
+      </w:r>
+    </w:p>
+    <w:p>
+      <w:pPr>
+        <w:rPr>
+          <w:b/>
+          <w:bCs/>
+          <w:lang w:val="fr-CA"/>
+        </w:rPr>
+      </w:pPr>
+      <w:r>
+        <w:rPr>
+          <w:b/>
+          <w:bCs/>
+          <w:lang w:val="fr-CA"/>
+        </w:rPr>
+        <w:t>Décrivez le résultat observé.</w:t>
+      </w:r>
+      <w:r>
+        <w:rPr>
+          <w:b/>
+          <w:bCs/>
+          <w:lang w:val="fr-CA"/>
+        </w:rPr>
+        <w:br/>
+        <w:t>- Capture d’écran ou référence à une preuve d’exécution</w:t>
+      </w:r>
+      <w:r>
+        <w:rPr>
+          <w:b/>
+          <w:bCs/>
+          <w:lang w:val="fr-CA"/>
+        </w:rPr>
+        <w:br/>
+        <w:t>- Confirmation que la fonctionnalité fonctionne comme prévu</w:t>
+      </w:r>
+    </w:p>
+    <w:p>
+      <w:pPr>
+        <w:rPr>
+          <w:lang w:val="fr-CA"/>
+        </w:rPr>
+      </w:pPr>
+    </w:p>
+    <w:p>
+      <w:pPr>
+        <w:rPr>
+          <w:lang w:val="fr-CA"/>
+        </w:rPr>
+      </w:pPr>
+      <w:r>
+        <w:rPr>
+          <w:lang w:val="fr-CA"/>
+        </w:rPr>
+        <w:t>Localhost 5173 : frontend</w:t>
       </w:r>
     </w:p>
     <w:p>
@@ -295,21 +403,54 @@
         <w:rPr>
           <w:lang w:val="fr-CA"/>
         </w:rPr>
-        <w:t>Décrivez le résultat observé.</w:t>
+        <w:t>Localhost 4000 : backend</w:t>
       </w:r>
+    </w:p>
+    <w:p>
+      <w:pPr>
+        <w:rPr>
+          <w:lang w:val="fr-CA"/>
+        </w:rPr>
+      </w:pPr>
       <w:r>
         <w:rPr>
           <w:lang w:val="fr-CA"/>
         </w:rPr>
-        <w:br/>
-        <w:t>- Capture d’écran ou référence à une preuve d’exécution</w:t>
-      </w:r>
-      <w:r>
-        <w:rPr>
-          <w:lang w:val="fr-CA"/>
-        </w:rPr>
-        <w:br/>
-        <w:t>- Confirmation que la fonctionnalité fonctionne comme prévu</w:t>
+        <w:drawing>
+          <wp:inline distT="0" distB="0" distL="0" distR="0" wp14:anchorId="55F32DD4" wp14:editId="3B6E8D33">
+            <wp:extent cx="5486400" cy="2456180"/>
+            <wp:effectExtent l="0" t="0" r="0" b="1270"/>
+            <wp:docPr id="335455096" name="Image 1"/>
+            <wp:cNvGraphicFramePr>
+              <a:graphicFrameLocks xmlns:a="http://schemas.openxmlformats.org/drawingml/2006/main" noChangeAspect="1"/>
+            </wp:cNvGraphicFramePr>
+            <a:graphic xmlns:a="http://schemas.openxmlformats.org/drawingml/2006/main">
+              <a:graphicData uri="http://schemas.openxmlformats.org/drawingml/2006/picture">
+                <pic:pic xmlns:pic="http://schemas.openxmlformats.org/drawingml/2006/picture">
+                  <pic:nvPicPr>
+                    <pic:cNvPr id="335455096" name=""/>
+                    <pic:cNvPicPr/>
+                  </pic:nvPicPr>
+                  <pic:blipFill>
+                    <a:blip r:embed="rId11"/>
+                    <a:stretch>
+                      <a:fillRect/>
+                    </a:stretch>
+                  </pic:blipFill>
+                  <pic:spPr>
+                    <a:xfrm>
+                      <a:off x="0" y="0"/>
+                      <a:ext cx="5486400" cy="2456180"/>
+                    </a:xfrm>
+                    <a:prstGeom prst="rect">
+                      <a:avLst/>
+                    </a:prstGeom>
+                  </pic:spPr>
+                </pic:pic>
+              </a:graphicData>
+            </a:graphic>
+          </wp:inline>
+        </w:drawing>
       </w:r>
     </w:p>
     <w:p>
@@ -324,6 +465,127 @@
           <w:lang w:val="fr-CA"/>
         </w:rPr>
       </w:pPr>
+      <w:r>
+        <w:rPr>
+          <w:lang w:val="fr-CA"/>
+        </w:rPr>
+        <w:drawing>
+          <wp:inline distT="0" distB="0" distL="0" distR="0" wp14:anchorId="643C931F" wp14:editId="5335C4C3">
+            <wp:extent cx="5486400" cy="1282065"/>
+            <wp:effectExtent l="0" t="0" r="0" b="0"/>
+            <wp:docPr id="206909378" name="Image 1"/>
+            <wp:cNvGraphicFramePr>
+              <a:graphicFrameLocks xmlns:a="http://schemas.openxmlformats.org/drawingml/2006/main" noChangeAspect="1"/>
+            </wp:cNvGraphicFramePr>
+            <a:graphic xmlns:a="http://schemas.openxmlformats.org/drawingml/2006/main">
+              <a:graphicData uri="http://schemas.openxmlformats.org/drawingml/2006/picture">
+                <pic:pic xmlns:pic="http://schemas.openxmlformats.org/drawingml/2006/picture">
+                  <pic:nvPicPr>
+                    <pic:cNvPr id="206909378" name=""/>
+                    <pic:cNvPicPr/>
+                  </pic:nvPicPr>
+                  <pic:blipFill>
+                    <a:blip r:embed="rId12"/>
+                    <a:stretch>
+                      <a:fillRect/>
+                    </a:stretch>
+                  </pic:blipFill>
+                  <pic:spPr>
+                    <a:xfrm>
+                      <a:off x="0" y="0"/>
+                      <a:ext cx="5486400" cy="1282065"/>
+                    </a:xfrm>
+                    <a:prstGeom prst="rect">
+                      <a:avLst/>
+                    </a:prstGeom>
+                  </pic:spPr>
+                </pic:pic>
+              </a:graphicData>
+            </a:graphic>
+          </wp:inline>
+        </w:drawing>
+      </w:r>
+      <w:r>
+        <w:rPr>
+          <w:lang w:val="fr-CA"/>
+        </w:rPr>
+        <w:drawing>
+          <wp:inline distT="0" distB="0" distL="0" distR="0" wp14:anchorId="218405AB" wp14:editId="06F0CCCA">
+            <wp:extent cx="5229225" cy="2189738"/>
+            <wp:effectExtent l="0" t="0" r="0" b="1270"/>
+            <wp:docPr id="2129797700" name="Image 1"/>
+            <wp:cNvGraphicFramePr>
+              <a:graphicFrameLocks xmlns:a="http://schemas.openxmlformats.org/drawingml/2006/main" noChangeAspect="1"/>
+            </wp:cNvGraphicFramePr>
+            <a:graphic xmlns:a="http://schemas.openxmlformats.org/drawingml/2006/main">
+              <a:graphicData uri="http://schemas.openxmlformats.org/drawingml/2006/picture">
+                <pic:pic xmlns:pic="http://schemas.openxmlformats.org/drawingml/2006/picture">
+                  <pic:nvPicPr>
+                    <pic:cNvPr id="2129797700" name=""/>
+                    <pic:cNvPicPr/>
+                  </pic:nvPicPr>
+                  <pic:blipFill>
+                    <a:blip r:embed="rId13"/>
+                    <a:stretch>
+                      <a:fillRect/>
+                    </a:stretch>
+                  </pic:blipFill>
+                  <pic:spPr>
+                    <a:xfrm>
+                      <a:off x="0" y="0"/>
+                      <a:ext cx="5246161" cy="2196830"/>
+                    </a:xfrm>
+                    <a:prstGeom prst="rect">
+                      <a:avLst/>
+                    </a:prstGeom>
+                  </pic:spPr>
+                </pic:pic>
+              </a:graphicData>
+            </a:graphic>
+          </wp:inline>
+        </w:drawing>
+      </w:r>
+      <w:r>
+        <w:rPr>
+          <w:lang w:val="fr-CA"/>
+        </w:rPr>
+        <w:lastRenderedPageBreak/>
+        <w:drawing>
+          <wp:inline distT="0" distB="0" distL="0" distR="0" wp14:anchorId="121E8CD7" wp14:editId="2AFF8BFB">
+            <wp:extent cx="4114800" cy="2235518"/>
+            <wp:effectExtent l="0" t="0" r="0" b="0"/>
+            <wp:docPr id="1868379465" name="Image 1"/>
+            <wp:cNvGraphicFramePr>
+              <a:graphicFrameLocks xmlns:a="http://schemas.openxmlformats.org/drawingml/2006/main" noChangeAspect="1"/>
+            </wp:cNvGraphicFramePr>
+            <a:graphic xmlns:a="http://schemas.openxmlformats.org/drawingml/2006/main">
+              <a:graphicData uri="http://schemas.openxmlformats.org/drawingml/2006/picture">
+                <pic:pic xmlns:pic="http://schemas.openxmlformats.org/drawingml/2006/picture">
+                  <pic:nvPicPr>
+                    <pic:cNvPr id="1868379465" name=""/>
+                    <pic:cNvPicPr/>
+                  </pic:nvPicPr>
+                  <pic:blipFill>
+                    <a:blip r:embed="rId14"/>
+                    <a:stretch>
+                      <a:fillRect/>
+                    </a:stretch>
+                  </pic:blipFill>
+                  <pic:spPr>
+                    <a:xfrm>
+                      <a:off x="0" y="0"/>
+                      <a:ext cx="4124237" cy="2240645"/>
+                    </a:xfrm>
+                    <a:prstGeom prst="rect">
+                      <a:avLst/>
+                    </a:prstGeom>
+                  </pic:spPr>
+                </pic:pic>
+              </a:graphicData>
+            </a:graphic>
+          </wp:inline>
+        </w:drawing>
+      </w:r>
       <w:r>
         <w:rPr>
           <w:lang w:val="fr-CA"/>
@@ -349,17 +611,23 @@
     <w:p>
       <w:pPr>
         <w:rPr>
+          <w:b/>
+          <w:bCs/>
           <w:lang w:val="fr-CA"/>
         </w:rPr>
       </w:pPr>
       <w:r>
         <w:rPr>
+          <w:b/>
+          <w:bCs/>
           <w:lang w:val="fr-CA"/>
         </w:rPr>
         <w:t>Identifiez les limites de cette PoC :</w:t>
       </w:r>
       <w:r>
         <w:rPr>
+          <w:b/>
+          <w:bCs/>
           <w:lang w:val="fr-CA"/>
         </w:rPr>
         <w:br/>
@@ -367,6 +635,8 @@
       </w:r>
       <w:r>
         <w:rPr>
+          <w:b/>
+          <w:bCs/>
           <w:lang w:val="fr-CA"/>
         </w:rPr>
         <w:br/>
@@ -374,6 +644,8 @@
       </w:r>
       <w:r>
         <w:rPr>
+          <w:b/>
+          <w:bCs/>
           <w:lang w:val="fr-CA"/>
         </w:rPr>
         <w:br/>
@@ -381,11 +653,23 @@
       </w:r>
       <w:r>
         <w:rPr>
+          <w:b/>
+          <w:bCs/>
           <w:lang w:val="fr-CA"/>
         </w:rPr>
         <w:br/>
-        <w:t>- Risques potentiels</w:t>
+        <w:t xml:space="preserve">- </w:t>
       </w:r>
+      <w:proofErr w:type="gramStart"/>
+      <w:r>
+        <w:rPr>
+          <w:b/>
+          <w:bCs/>
+          <w:lang w:val="fr-CA"/>
+        </w:rPr>
+        <w:t>Risques potentiels</w:t>
+      </w:r>
+      <w:proofErr w:type="gramEnd"/>
     </w:p>
     <w:p>
       <w:pPr>
@@ -404,17 +688,23 @@
     <w:p>
       <w:pPr>
         <w:rPr>
+          <w:b/>
+          <w:bCs/>
           <w:lang w:val="fr-CA"/>
         </w:rPr>
       </w:pPr>
       <w:r>
         <w:rPr>
+          <w:b/>
+          <w:bCs/>
           <w:lang w:val="fr-CA"/>
         </w:rPr>
         <w:t>Indiquez si la solution est techniquement valide.</w:t>
       </w:r>
       <w:r>
         <w:rPr>
+          <w:b/>
+          <w:bCs/>
           <w:lang w:val="fr-CA"/>
         </w:rPr>
         <w:br/>
@@ -422,6 +712,8 @@
       </w:r>
       <w:r>
         <w:rPr>
+          <w:b/>
+          <w:bCs/>
           <w:lang w:val="fr-CA"/>
         </w:rPr>
         <w:br/>
@@ -429,12 +721,12 @@
       </w:r>
     </w:p>
     <w:sectPr>
-      <w:headerReference w:type="even" r:id="rId11"/>
-      <w:headerReference w:type="default" r:id="rId12"/>
-      <w:footerReference w:type="even" r:id="rId13"/>
-      <w:footerReference w:type="default" r:id="rId14"/>
-      <w:headerReference w:type="first" r:id="rId15"/>
-      <w:footerReference w:type="first" r:id="rId16"/>
+      <w:headerReference w:type="even" r:id="rId15"/>
+      <w:headerReference w:type="default" r:id="rId16"/>
+      <w:footerReference w:type="even" r:id="rId17"/>
+      <w:footerReference w:type="default" r:id="rId18"/>
+      <w:headerReference w:type="first" r:id="rId19"/>
+      <w:footerReference w:type="first" r:id="rId20"/>
       <w:pgSz w:w="12240" w:h="15840"/>
       <w:pgMar w:top="1440" w:right="1800" w:bottom="1440" w:left="1800" w:header="720" w:footer="720" w:gutter="0"/>
       <w:cols w:space="720"/>

--- a/Documents/TP4_Phase1_PoC.docx
+++ b/Documents/TP4_Phase1_PoC.docx
@@ -171,6 +171,21 @@
         <w:br/>
         <w:t>- Décrivez le flux : entrée → traitement → sortie observable.</w:t>
       </w:r>
+    </w:p>
+    <w:p>
+      <w:pPr>
+        <w:rPr>
+          <w:b/>
+          <w:bCs/>
+          <w:lang w:val="fr-CA"/>
+        </w:rPr>
+      </w:pPr>
+      <w:r>
+        <w:rPr>
+          <w:lang w:val="fr-CA"/>
+        </w:rPr>
+        <w:t>Svelte a un formulaire qui s’envoie à Phoenix qui le stock dans la base de données et permet ensuite la modification et la suppression, etc.</w:t>
+      </w:r>
       <w:r>
         <w:rPr>
           <w:b/>
@@ -179,6 +194,27 @@
         </w:rPr>
         <w:br/>
         <w:t>- Justifiez pourquoi cette fonctionnalité est centrale pour votre solution.</w:t>
+      </w:r>
+    </w:p>
+    <w:p>
+      <w:pPr>
+        <w:rPr>
+          <w:lang w:val="fr-CA"/>
+        </w:rPr>
+      </w:pPr>
+      <w:r>
+        <w:rPr>
+          <w:b/>
+          <w:bCs/>
+          <w:lang w:val="fr-CA"/>
+        </w:rPr>
+        <w:tab/>
+      </w:r>
+      <w:r>
+        <w:rPr>
+          <w:lang w:val="fr-CA"/>
+        </w:rPr>
+        <w:t>La compagnie YRR désire pouvoir stocker les informations des bateaux, depuis une application web. Avoir des formulaires simples à remplir est parfait pour ce besoin.</w:t>
       </w:r>
     </w:p>
     <w:p>
@@ -220,6 +256,22 @@
         <w:br/>
         <w:t>- Décrivez les attributs principaux.</w:t>
       </w:r>
+    </w:p>
+    <w:p>
+      <w:pPr>
+        <w:ind w:firstLine="720"/>
+        <w:rPr>
+          <w:b/>
+          <w:bCs/>
+          <w:lang w:val="fr-CA"/>
+        </w:rPr>
+      </w:pPr>
+      <w:r>
+        <w:rPr>
+          <w:lang w:val="fr-CA"/>
+        </w:rPr>
+        <w:t>La classe bateau stock les informations de façon structurée. Elle contient le nom du bateau. Son numéro de voile, sa classe et le nom du barreur</w:t>
+      </w:r>
       <w:r>
         <w:rPr>
           <w:b/>
@@ -228,6 +280,22 @@
         </w:rPr>
         <w:br/>
         <w:t>- Expliquez les relations (si applicables).</w:t>
+      </w:r>
+    </w:p>
+    <w:p>
+      <w:pPr>
+        <w:ind w:firstLine="720"/>
+        <w:rPr>
+          <w:b/>
+          <w:bCs/>
+          <w:lang w:val="fr-CA"/>
+        </w:rPr>
+      </w:pPr>
+      <w:r>
+        <w:rPr>
+          <w:lang w:val="fr-CA"/>
+        </w:rPr>
+        <w:t>Nous n’avons pas encore inclut de système de relation, puisque cela n’est pas nécessaire pour la POC.</w:t>
       </w:r>
       <w:r>
         <w:rPr>
@@ -238,6 +306,23 @@
         <w:br/>
         <w:t>- Insérez un petit diagramme ou une description structurée.</w:t>
       </w:r>
+    </w:p>
+    <w:p>
+      <w:pPr>
+        <w:ind w:firstLine="720"/>
+        <w:rPr>
+          <w:b/>
+          <w:bCs/>
+          <w:lang w:val="fr-CA"/>
+        </w:rPr>
+      </w:pPr>
+      <w:r>
+        <w:rPr>
+          <w:lang w:val="fr-CA"/>
+        </w:rPr>
+        <w:lastRenderedPageBreak/>
+        <w:t>Les 4 données précédemment mentionné sont envoyées du formulaire fait dans Svelte à Phoenix, le backend, qui stock les données dans la base de données.</w:t>
+      </w:r>
       <w:r>
         <w:rPr>
           <w:b/>
@@ -246,6 +331,20 @@
         </w:rPr>
         <w:br/>
         <w:t>- Précisez comment les données sont persistées (BD, fichier, etc.).</w:t>
+      </w:r>
+    </w:p>
+    <w:p>
+      <w:pPr>
+        <w:ind w:firstLine="720"/>
+        <w:rPr>
+          <w:lang w:val="fr-CA"/>
+        </w:rPr>
+      </w:pPr>
+      <w:r>
+        <w:rPr>
+          <w:lang w:val="fr-CA"/>
+        </w:rPr>
+        <w:t>Les données sont stockées dans MongoDB qui est un système de base de données qui garde les données dans un type de fichier appelé BSON.</w:t>
       </w:r>
     </w:p>
     <w:p>
@@ -287,6 +386,50 @@
         <w:br/>
         <w:t>- Langage / Framework</w:t>
       </w:r>
+    </w:p>
+    <w:p>
+      <w:pPr>
+        <w:ind w:firstLine="720"/>
+        <w:rPr>
+          <w:lang w:val="fr-CA"/>
+        </w:rPr>
+      </w:pPr>
+      <w:r>
+        <w:rPr>
+          <w:lang w:val="fr-CA"/>
+        </w:rPr>
+        <w:t>Svelte utilise du HTML, CSS et JavaScript</w:t>
+      </w:r>
+    </w:p>
+    <w:p>
+      <w:pPr>
+        <w:ind w:firstLine="720"/>
+        <w:rPr>
+          <w:b/>
+          <w:bCs/>
+          <w:lang w:val="fr-CA"/>
+        </w:rPr>
+      </w:pPr>
+      <w:r>
+        <w:rPr>
+          <w:lang w:val="fr-CA"/>
+        </w:rPr>
+        <w:t xml:space="preserve">Phoenix utilise le langage </w:t>
+      </w:r>
+      <w:proofErr w:type="spellStart"/>
+      <w:r>
+        <w:rPr>
+          <w:lang w:val="fr-CA"/>
+        </w:rPr>
+        <w:t>Elixir</w:t>
+      </w:r>
+      <w:proofErr w:type="spellEnd"/>
+      <w:r>
+        <w:rPr>
+          <w:lang w:val="fr-CA"/>
+        </w:rPr>
+        <w:t>, un langage de programmation fonctionnelle</w:t>
+      </w:r>
       <w:r>
         <w:rPr>
           <w:b/>
@@ -296,6 +439,21 @@
         <w:br/>
         <w:t>- Base de données</w:t>
       </w:r>
+    </w:p>
+    <w:p>
+      <w:pPr>
+        <w:rPr>
+          <w:b/>
+          <w:bCs/>
+          <w:lang w:val="fr-CA"/>
+        </w:rPr>
+      </w:pPr>
+      <w:r>
+        <w:rPr>
+          <w:lang w:val="fr-CA"/>
+        </w:rPr>
+        <w:t>MongoDB utilise un système de stockage de fichier orienté document NoSQL</w:t>
+      </w:r>
       <w:r>
         <w:rPr>
           <w:b/>
@@ -304,6 +462,47 @@
         </w:rPr>
         <w:br/>
         <w:t>- Outils ou bibliothèques</w:t>
+      </w:r>
+    </w:p>
+    <w:p>
+      <w:pPr>
+        <w:ind w:firstLine="720"/>
+        <w:rPr>
+          <w:lang w:val="fr-CA"/>
+        </w:rPr>
+      </w:pPr>
+      <w:r>
+        <w:rPr>
+          <w:lang w:val="fr-CA"/>
+        </w:rPr>
+        <w:t xml:space="preserve">Nous utilisons VS Code pour Svelte et pour Phoenix avec une extension permettant de rendre le code </w:t>
+      </w:r>
+      <w:proofErr w:type="spellStart"/>
+      <w:r>
+        <w:rPr>
+          <w:lang w:val="fr-CA"/>
+        </w:rPr>
+        <w:t>Elixir</w:t>
+      </w:r>
+      <w:proofErr w:type="spellEnd"/>
+      <w:r>
+        <w:rPr>
+          <w:lang w:val="fr-CA"/>
+        </w:rPr>
+        <w:t xml:space="preserve"> plus lisible.</w:t>
+      </w:r>
+    </w:p>
+    <w:p>
+      <w:pPr>
+        <w:rPr>
+          <w:lang w:val="fr-CA"/>
+        </w:rPr>
+      </w:pPr>
+      <w:r>
+        <w:rPr>
+          <w:lang w:val="fr-CA"/>
+        </w:rPr>
+        <w:t>Nous utilisons également MongoDB Compass pour visualiser notre base de données</w:t>
       </w:r>
       <w:r>
         <w:rPr>
@@ -334,7 +533,6 @@
         <w:rPr>
           <w:lang w:val="fr-CA"/>
         </w:rPr>
-        <w:lastRenderedPageBreak/>
         <w:t>5. Résultat obtenu (preuve)</w:t>
       </w:r>
     </w:p>
@@ -414,8 +612,10 @@
       </w:pPr>
       <w:r>
         <w:rPr>
+          <w:noProof/>
           <w:lang w:val="fr-CA"/>
         </w:rPr>
+        <w:lastRenderedPageBreak/>
         <w:drawing>
           <wp:inline distT="0" distB="0" distL="0" distR="0" wp14:anchorId="55F32DD4" wp14:editId="3B6E8D33">
             <wp:extent cx="5486400" cy="2456180"/>
@@ -467,6 +667,7 @@
       </w:pPr>
       <w:r>
         <w:rPr>
+          <w:noProof/>
           <w:lang w:val="fr-CA"/>
         </w:rPr>
         <w:drawing>
@@ -507,6 +708,7 @@
       </w:r>
       <w:r>
         <w:rPr>
+          <w:noProof/>
           <w:lang w:val="fr-CA"/>
         </w:rPr>
         <w:drawing>
@@ -547,6 +749,7 @@
       </w:r>
       <w:r>
         <w:rPr>
+          <w:noProof/>
           <w:lang w:val="fr-CA"/>
         </w:rPr>
         <w:lastRenderedPageBreak/>
@@ -633,6 +836,28 @@
         <w:br/>
         <w:t>- Ce qui n’est pas couvert volontairement</w:t>
       </w:r>
+    </w:p>
+    <w:p>
+      <w:pPr>
+        <w:ind w:firstLine="720"/>
+        <w:rPr>
+          <w:b/>
+          <w:bCs/>
+          <w:lang w:val="fr-CA"/>
+        </w:rPr>
+      </w:pPr>
+      <w:r>
+        <w:rPr>
+          <w:lang w:val="fr-CA"/>
+        </w:rPr>
+        <w:t>La classe de bateau, ainsi que l</w:t>
+      </w:r>
+      <w:r>
+        <w:rPr>
+          <w:lang w:val="fr-CA"/>
+        </w:rPr>
+        <w:t>’utilisateur sont supposé être des entités mais pour la POC, ce ne sont que des strings</w:t>
+      </w:r>
       <w:r>
         <w:rPr>
           <w:b/>
@@ -640,8 +865,25 @@
           <w:lang w:val="fr-CA"/>
         </w:rPr>
         <w:br/>
+      </w:r>
+      <w:r>
+        <w:rPr>
+          <w:b/>
+          <w:bCs/>
+          <w:lang w:val="fr-CA"/>
+        </w:rPr>
         <w:t>- Contraintes techniques rencontrées</w:t>
       </w:r>
+    </w:p>
+    <w:p>
+      <w:pPr>
+        <w:ind w:firstLine="720"/>
+        <w:rPr>
+          <w:b/>
+          <w:bCs/>
+          <w:lang w:val="fr-CA"/>
+        </w:rPr>
+      </w:pPr>
       <w:r>
         <w:rPr>
           <w:b/>
@@ -658,18 +900,8 @@
           <w:lang w:val="fr-CA"/>
         </w:rPr>
         <w:br/>
-        <w:t xml:space="preserve">- </w:t>
+        <w:t>- Risques potentiels</w:t>
       </w:r>
-      <w:proofErr w:type="gramStart"/>
-      <w:r>
-        <w:rPr>
-          <w:b/>
-          <w:bCs/>
-          <w:lang w:val="fr-CA"/>
-        </w:rPr>
-        <w:t>Risques potentiels</w:t>
-      </w:r>
-      <w:proofErr w:type="gramEnd"/>
     </w:p>
     <w:p>
       <w:pPr>
@@ -710,6 +942,22 @@
         <w:br/>
         <w:t>- Le choix technologique est-il confirmé ?</w:t>
       </w:r>
+    </w:p>
+    <w:p>
+      <w:pPr>
+        <w:ind w:firstLine="720"/>
+        <w:rPr>
+          <w:b/>
+          <w:bCs/>
+          <w:lang w:val="fr-CA"/>
+        </w:rPr>
+      </w:pPr>
+      <w:r>
+        <w:rPr>
+          <w:lang w:val="fr-CA"/>
+        </w:rPr>
+        <w:t>Nous confirmons que le projet est réalisable avec l’ensemble technologique que nous avons choisi. Nous sommes largement en mesure de compléter le projet.</w:t>
+      </w:r>
       <w:r>
         <w:rPr>
           <w:b/>
@@ -718,6 +966,39 @@
         </w:rPr>
         <w:br/>
         <w:t>- Des ajustements sont-ils nécessaires avant de passer à la phase Prototype ?</w:t>
+      </w:r>
+    </w:p>
+    <w:p>
+      <w:pPr>
+        <w:ind w:firstLine="720"/>
+        <w:rPr>
+          <w:lang w:val="fr-CA"/>
+        </w:rPr>
+      </w:pPr>
+      <w:r>
+        <w:rPr>
+          <w:lang w:val="fr-CA"/>
+        </w:rPr>
+        <w:t>Nous devrons approfondir sur les liens relationnels entre les entités. Par exemple, la classe du bateau l’identité du barreur, etc.</w:t>
+      </w:r>
+    </w:p>
+    <w:p>
+      <w:pPr>
+        <w:rPr>
+          <w:lang w:val="fr-CA"/>
+        </w:rPr>
+      </w:pPr>
+      <w:r>
+        <w:rPr>
+          <w:lang w:val="fr-CA"/>
+        </w:rPr>
+        <w:t xml:space="preserve">Nous devons aussi </w:t>
+      </w:r>
+      <w:r>
+        <w:rPr>
+          <w:lang w:val="fr-CA"/>
+        </w:rPr>
+        <w:t>ajouter un moyen de visualiser les données par le backend, afin de ne pas avoir à utiliser MongoDB Compass, puisque cela n’est pas optimal.</w:t>
       </w:r>
     </w:p>
     <w:sectPr>
@@ -12753,15 +13034,18 @@
 </file>
 
 <file path=customXml/item1.xml><?xml version="1.0" encoding="utf-8"?>
-<?mso-contentType ?>
-<FormTemplates xmlns="http://schemas.microsoft.com/sharepoint/v3/contenttype/forms">
-  <Display>DocumentLibraryForm</Display>
-  <Edit>DocumentLibraryForm</Edit>
-  <New>DocumentLibraryForm</New>
-</FormTemplates>
+<p:properties xmlns:p="http://schemas.microsoft.com/office/2006/metadata/properties" xmlns:xsi="http://www.w3.org/2001/XMLSchema-instance" xmlns:pc="http://schemas.microsoft.com/office/infopath/2007/PartnerControls">
+  <documentManagement>
+    <ReferenceId xmlns="58914a97-80a9-4312-8427-8216aff5104f" xsi:nil="true"/>
+  </documentManagement>
+</p:properties>
 </file>
 
 <file path=customXml/item2.xml><?xml version="1.0" encoding="utf-8"?>
+<b:Sources xmlns:b="http://schemas.openxmlformats.org/officeDocument/2006/bibliography" xmlns="http://schemas.openxmlformats.org/officeDocument/2006/bibliography" SelectedStyle="/APA.XSL" StyleName="APA"/>
+</file>
+
+<file path=customXml/item3.xml><?xml version="1.0" encoding="utf-8"?>
 <ct:contentTypeSchema xmlns:ct="http://schemas.microsoft.com/office/2006/metadata/contentType" xmlns:ma="http://schemas.microsoft.com/office/2006/metadata/properties/metaAttributes" ct:_="" ma:_="" ma:contentTypeName="Document" ma:contentTypeID="0x010100DE0DFEAB65B93E4C9A51969E6C8EA979" ma:contentTypeVersion="4" ma:contentTypeDescription="Crée un document." ma:contentTypeScope="" ma:versionID="d6ae60a39aa4a9184a24f87e1d1de576">
   <xsd:schema xmlns:xsd="http://www.w3.org/2001/XMLSchema" xmlns:xs="http://www.w3.org/2001/XMLSchema" xmlns:p="http://schemas.microsoft.com/office/2006/metadata/properties" xmlns:ns2="58914a97-80a9-4312-8427-8216aff5104f" targetNamespace="http://schemas.microsoft.com/office/2006/metadata/properties" ma:root="true" ma:fieldsID="a402ca9776b18f94a58572205b9caeb4" ns2:_="">
     <xsd:import namespace="58914a97-80a9-4312-8427-8216aff5104f"/>
@@ -12905,27 +13189,34 @@
 </ct:contentTypeSchema>
 </file>
 
-<file path=customXml/item3.xml><?xml version="1.0" encoding="utf-8"?>
-<b:Sources xmlns:b="http://schemas.openxmlformats.org/officeDocument/2006/bibliography" xmlns="http://schemas.openxmlformats.org/officeDocument/2006/bibliography" SelectedStyle="/APA.XSL" StyleName="APA"/>
-</file>
-
 <file path=customXml/item4.xml><?xml version="1.0" encoding="utf-8"?>
-<p:properties xmlns:p="http://schemas.microsoft.com/office/2006/metadata/properties" xmlns:xsi="http://www.w3.org/2001/XMLSchema-instance" xmlns:pc="http://schemas.microsoft.com/office/infopath/2007/PartnerControls">
-  <documentManagement>
-    <ReferenceId xmlns="58914a97-80a9-4312-8427-8216aff5104f" xsi:nil="true"/>
-  </documentManagement>
-</p:properties>
+<?mso-contentType ?>
+<FormTemplates xmlns="http://schemas.microsoft.com/sharepoint/v3/contenttype/forms">
+  <Display>DocumentLibraryForm</Display>
+  <Edit>DocumentLibraryForm</Edit>
+  <New>DocumentLibraryForm</New>
+</FormTemplates>
 </file>
 
 <file path=customXml/itemProps1.xml><?xml version="1.0" encoding="utf-8"?>
-<ds:datastoreItem xmlns:ds="http://schemas.openxmlformats.org/officeDocument/2006/customXml" ds:itemID="{9A1CB954-B7AE-4FBB-BD0D-8B85DA415DCB}">
+<ds:datastoreItem xmlns:ds="http://schemas.openxmlformats.org/officeDocument/2006/customXml" ds:itemID="{D389DC6D-5B0B-44F7-8546-A6A224271B02}">
   <ds:schemaRefs>
-    <ds:schemaRef ds:uri="http://schemas.microsoft.com/sharepoint/v3/contenttype/forms"/>
+    <ds:schemaRef ds:uri="http://schemas.microsoft.com/office/2006/metadata/properties"/>
+    <ds:schemaRef ds:uri="http://schemas.microsoft.com/office/infopath/2007/PartnerControls"/>
+    <ds:schemaRef ds:uri="58914a97-80a9-4312-8427-8216aff5104f"/>
   </ds:schemaRefs>
 </ds:datastoreItem>
 </file>
 
 <file path=customXml/itemProps2.xml><?xml version="1.0" encoding="utf-8"?>
+<ds:datastoreItem xmlns:ds="http://schemas.openxmlformats.org/officeDocument/2006/customXml" ds:itemID="{EF278816-EC6F-A645-907D-7F25AECB1D4A}">
+  <ds:schemaRefs>
+    <ds:schemaRef ds:uri="http://schemas.openxmlformats.org/officeDocument/2006/bibliography"/>
+  </ds:schemaRefs>
+</ds:datastoreItem>
+</file>
+
+<file path=customXml/itemProps3.xml><?xml version="1.0" encoding="utf-8"?>
 <ds:datastoreItem xmlns:ds="http://schemas.openxmlformats.org/officeDocument/2006/customXml" ds:itemID="{119CC3B3-14C1-482C-9713-0A1391082D62}">
   <ds:schemaRefs>
     <ds:schemaRef ds:uri="http://schemas.microsoft.com/office/2006/metadata/contentType"/>
@@ -12943,20 +13234,10 @@
 </ds:datastoreItem>
 </file>
 
-<file path=customXml/itemProps3.xml><?xml version="1.0" encoding="utf-8"?>
-<ds:datastoreItem xmlns:ds="http://schemas.openxmlformats.org/officeDocument/2006/customXml" ds:itemID="{EF278816-EC6F-A645-907D-7F25AECB1D4A}">
+<file path=customXml/itemProps4.xml><?xml version="1.0" encoding="utf-8"?>
+<ds:datastoreItem xmlns:ds="http://schemas.openxmlformats.org/officeDocument/2006/customXml" ds:itemID="{9A1CB954-B7AE-4FBB-BD0D-8B85DA415DCB}">
   <ds:schemaRefs>
-    <ds:schemaRef ds:uri="http://schemas.openxmlformats.org/officeDocument/2006/bibliography"/>
-  </ds:schemaRefs>
-</ds:datastoreItem>
-</file>
-
-<file path=customXml/itemProps4.xml><?xml version="1.0" encoding="utf-8"?>
-<ds:datastoreItem xmlns:ds="http://schemas.openxmlformats.org/officeDocument/2006/customXml" ds:itemID="{D389DC6D-5B0B-44F7-8546-A6A224271B02}">
-  <ds:schemaRefs>
-    <ds:schemaRef ds:uri="http://schemas.microsoft.com/office/2006/metadata/properties"/>
-    <ds:schemaRef ds:uri="http://schemas.microsoft.com/office/infopath/2007/PartnerControls"/>
-    <ds:schemaRef ds:uri="58914a97-80a9-4312-8427-8216aff5104f"/>
+    <ds:schemaRef ds:uri="http://schemas.microsoft.com/sharepoint/v3/contenttype/forms"/>
   </ds:schemaRefs>
 </ds:datastoreItem>
 </file>
--- a/Documents/TP4_Phase1_PoC.docx
+++ b/Documents/TP4_Phase1_PoC.docx
@@ -175,8 +175,6 @@
     <w:p>
       <w:pPr>
         <w:rPr>
-          <w:b/>
-          <w:bCs/>
           <w:lang w:val="fr-CA"/>
         </w:rPr>
       </w:pPr>
@@ -184,7 +182,61 @@
         <w:rPr>
           <w:lang w:val="fr-CA"/>
         </w:rPr>
-        <w:t>Svelte a un formulaire qui s’envoie à Phoenix qui le stock dans la base de données et permet ensuite la modification et la suppression, etc.</w:t>
+        <w:t>L’application frontend en Svelte</w:t>
+      </w:r>
+      <w:r>
+        <w:rPr>
+          <w:lang w:val="fr-CA"/>
+        </w:rPr>
+        <w:t xml:space="preserve"> a un formulaire qui s’envoie à</w:t>
+      </w:r>
+      <w:r>
+        <w:rPr>
+          <w:lang w:val="fr-CA"/>
+        </w:rPr>
+        <w:t xml:space="preserve"> notre serveur</w:t>
+      </w:r>
+      <w:r>
+        <w:rPr>
+          <w:lang w:val="fr-CA"/>
+        </w:rPr>
+        <w:t xml:space="preserve"> Phoenix</w:t>
+      </w:r>
+      <w:r>
+        <w:rPr>
+          <w:lang w:val="fr-CA"/>
+        </w:rPr>
+        <w:t>. Le serveur</w:t>
+      </w:r>
+      <w:r>
+        <w:rPr>
+          <w:lang w:val="fr-CA"/>
+        </w:rPr>
+        <w:t xml:space="preserve"> stock </w:t>
+      </w:r>
+      <w:r>
+        <w:rPr>
+          <w:lang w:val="fr-CA"/>
+        </w:rPr>
+        <w:t>les données du formulaire dans notre base de données MongoDB</w:t>
+      </w:r>
+      <w:r>
+        <w:rPr>
+          <w:lang w:val="fr-CA"/>
+        </w:rPr>
+        <w:t xml:space="preserve"> et permet ensuite la modification</w:t>
+      </w:r>
+      <w:r>
+        <w:rPr>
+          <w:lang w:val="fr-CA"/>
+        </w:rPr>
+        <w:t xml:space="preserve">, la </w:t>
+      </w:r>
+      <w:r>
+        <w:rPr>
+          <w:lang w:val="fr-CA"/>
+        </w:rPr>
+        <w:t>suppression, etc.</w:t>
       </w:r>
       <w:r>
         <w:rPr>
@@ -215,6 +267,12 @@
           <w:lang w:val="fr-CA"/>
         </w:rPr>
         <w:t>La compagnie YRR désire pouvoir stocker les informations des bateaux, depuis une application web. Avoir des formulaires simples à remplir est parfait pour ce besoin.</w:t>
+      </w:r>
+      <w:r>
+        <w:rPr>
+          <w:lang w:val="fr-CA"/>
+        </w:rPr>
+        <w:t xml:space="preserve"> Le reste de l’application sera basée sur cette fonctionnalité. Le client veut pouvoir faire d’autres actions en lien avec les bateaux, donc c’est un début pour le projet. </w:t>
       </w:r>
     </w:p>
     <w:p>
@@ -270,7 +328,37 @@
         <w:rPr>
           <w:lang w:val="fr-CA"/>
         </w:rPr>
-        <w:t>La classe bateau stock les informations de façon structurée. Elle contient le nom du bateau. Son numéro de voile, sa classe et le nom du barreur</w:t>
+        <w:t>La classe bateau stock les informations de façon structurée. Elle contient le nom du bateau</w:t>
+      </w:r>
+      <w:r>
+        <w:rPr>
+          <w:lang w:val="fr-CA"/>
+        </w:rPr>
+        <w:t>,</w:t>
+      </w:r>
+      <w:r>
+        <w:rPr>
+          <w:lang w:val="fr-CA"/>
+        </w:rPr>
+        <w:t xml:space="preserve"> </w:t>
+      </w:r>
+      <w:r>
+        <w:rPr>
+          <w:lang w:val="fr-CA"/>
+        </w:rPr>
+        <w:t>s</w:t>
+      </w:r>
+      <w:r>
+        <w:rPr>
+          <w:lang w:val="fr-CA"/>
+        </w:rPr>
+        <w:t>on numéro de voile, sa classe et le nom du barreur</w:t>
+      </w:r>
+      <w:r>
+        <w:rPr>
+          <w:lang w:val="fr-CA"/>
+        </w:rPr>
+        <w:t>.</w:t>
       </w:r>
       <w:r>
         <w:rPr>
@@ -295,7 +383,20 @@
         <w:rPr>
           <w:lang w:val="fr-CA"/>
         </w:rPr>
-        <w:t>Nous n’avons pas encore inclut de système de relation, puisque cela n’est pas nécessaire pour la POC.</w:t>
+        <w:lastRenderedPageBreak/>
+        <w:t xml:space="preserve">Nous n’avons pas encore </w:t>
+      </w:r>
+      <w:r>
+        <w:rPr>
+          <w:lang w:val="fr-CA"/>
+        </w:rPr>
+        <w:t>inclus</w:t>
+      </w:r>
+      <w:r>
+        <w:rPr>
+          <w:lang w:val="fr-CA"/>
+        </w:rPr>
+        <w:t xml:space="preserve"> de système de relation, puisque cela n’est pas nécessaire pour la POC.</w:t>
       </w:r>
       <w:r>
         <w:rPr>
@@ -320,8 +421,85 @@
         <w:rPr>
           <w:lang w:val="fr-CA"/>
         </w:rPr>
-        <w:lastRenderedPageBreak/>
-        <w:t>Les 4 données précédemment mentionné sont envoyées du formulaire fait dans Svelte à Phoenix, le backend, qui stock les données dans la base de données.</w:t>
+        <w:t>Les 4 données précédemment mentionné</w:t>
+      </w:r>
+      <w:r>
+        <w:rPr>
+          <w:lang w:val="fr-CA"/>
+        </w:rPr>
+        <w:t>es</w:t>
+      </w:r>
+      <w:r>
+        <w:rPr>
+          <w:lang w:val="fr-CA"/>
+        </w:rPr>
+        <w:t xml:space="preserve"> sont envoyées du formulaire fait dans </w:t>
+      </w:r>
+      <w:r>
+        <w:rPr>
+          <w:lang w:val="fr-CA"/>
+        </w:rPr>
+        <w:t xml:space="preserve">Application frontend </w:t>
+      </w:r>
+      <w:r>
+        <w:rPr>
+          <w:lang w:val="fr-CA"/>
+        </w:rPr>
+        <w:t xml:space="preserve">Svelte </w:t>
+      </w:r>
+      <w:r>
+        <w:rPr>
+          <w:lang w:val="fr-CA"/>
+        </w:rPr>
+        <w:t>-&gt; *envoie une requête POST* -&gt;</w:t>
+      </w:r>
+      <w:r>
+        <w:rPr>
+          <w:lang w:val="fr-CA"/>
+        </w:rPr>
+        <w:t xml:space="preserve"> </w:t>
+      </w:r>
+      <w:r>
+        <w:rPr>
+          <w:lang w:val="fr-CA"/>
+        </w:rPr>
+        <w:t xml:space="preserve">serveur backend </w:t>
+      </w:r>
+      <w:r>
+        <w:rPr>
+          <w:lang w:val="fr-CA"/>
+        </w:rPr>
+        <w:t xml:space="preserve">Phoenix </w:t>
+      </w:r>
+      <w:r>
+        <w:rPr>
+          <w:lang w:val="fr-CA"/>
+        </w:rPr>
+        <w:t xml:space="preserve">-&gt; </w:t>
+      </w:r>
+      <w:r>
+        <w:rPr>
+          <w:lang w:val="fr-CA"/>
+        </w:rPr>
+        <w:t>*</w:t>
+      </w:r>
+      <w:r>
+        <w:rPr>
+          <w:lang w:val="fr-CA"/>
+        </w:rPr>
+        <w:t>stock les données du formulaire</w:t>
+      </w:r>
+      <w:r>
+        <w:rPr>
+          <w:lang w:val="fr-CA"/>
+        </w:rPr>
+        <w:t>*</w:t>
+      </w:r>
+      <w:r>
+        <w:rPr>
+          <w:lang w:val="fr-CA"/>
+        </w:rPr>
+        <w:t xml:space="preserve"> -&gt; base de données MongoDB.</w:t>
       </w:r>
       <w:r>
         <w:rPr>
@@ -414,21 +592,7 @@
         <w:rPr>
           <w:lang w:val="fr-CA"/>
         </w:rPr>
-        <w:t xml:space="preserve">Phoenix utilise le langage </w:t>
-      </w:r>
-      <w:proofErr w:type="spellStart"/>
-      <w:r>
-        <w:rPr>
-          <w:lang w:val="fr-CA"/>
-        </w:rPr>
-        <w:t>Elixir</w:t>
-      </w:r>
-      <w:proofErr w:type="spellEnd"/>
-      <w:r>
-        <w:rPr>
-          <w:lang w:val="fr-CA"/>
-        </w:rPr>
-        <w:t>, un langage de programmation fonctionnelle</w:t>
+        <w:t>Phoenix utilise le langage Elixir, un langage de programmation fonctionnelle</w:t>
       </w:r>
       <w:r>
         <w:rPr>
@@ -475,26 +639,14 @@
         <w:rPr>
           <w:lang w:val="fr-CA"/>
         </w:rPr>
-        <w:t xml:space="preserve">Nous utilisons VS Code pour Svelte et pour Phoenix avec une extension permettant de rendre le code </w:t>
-      </w:r>
-      <w:proofErr w:type="spellStart"/>
-      <w:r>
-        <w:rPr>
-          <w:lang w:val="fr-CA"/>
-        </w:rPr>
-        <w:t>Elixir</w:t>
-      </w:r>
-      <w:proofErr w:type="spellEnd"/>
-      <w:r>
-        <w:rPr>
-          <w:lang w:val="fr-CA"/>
-        </w:rPr>
-        <w:t xml:space="preserve"> plus lisible.</w:t>
+        <w:t>Nous utilisons VS Code pour Svelte et pour Phoenix avec une extension permettant de rendre le code Elixir plus lisible.</w:t>
       </w:r>
     </w:p>
     <w:p>
       <w:pPr>
         <w:rPr>
+          <w:b/>
+          <w:bCs/>
           <w:lang w:val="fr-CA"/>
         </w:rPr>
       </w:pPr>
@@ -524,6 +676,20 @@
     </w:p>
     <w:p>
       <w:pPr>
+        <w:rPr>
+          <w:lang w:val="fr-CA"/>
+        </w:rPr>
+      </w:pPr>
+      <w:r>
+        <w:rPr>
+          <w:lang w:val="fr-CA"/>
+        </w:rPr>
+        <w:tab/>
+        <w:t xml:space="preserve">L’application web envoie une requête http à l’API. La base de données reçoit les données. L’API envoie un message de confirmation ou d’erreur comme réponse à l’application web. </w:t>
+      </w:r>
+    </w:p>
+    <w:p>
+      <w:pPr>
         <w:pStyle w:val="Titre2"/>
         <w:rPr>
           <w:lang w:val="fr-CA"/>
@@ -590,6 +756,12 @@
         </w:rPr>
         <w:t>Localhost 5173 : frontend</w:t>
       </w:r>
+      <w:r>
+        <w:rPr>
+          <w:lang w:val="fr-CA"/>
+        </w:rPr>
+        <w:t xml:space="preserve"> </w:t>
+      </w:r>
     </w:p>
     <w:p>
       <w:pPr>
@@ -610,6 +782,13 @@
           <w:lang w:val="fr-CA"/>
         </w:rPr>
       </w:pPr>
+    </w:p>
+    <w:p>
+      <w:pPr>
+        <w:rPr>
+          <w:lang w:val="fr-CA"/>
+        </w:rPr>
+      </w:pPr>
       <w:r>
         <w:rPr>
           <w:noProof/>
@@ -617,9 +796,99 @@
         </w:rPr>
         <w:lastRenderedPageBreak/>
         <w:drawing>
-          <wp:inline distT="0" distB="0" distL="0" distR="0" wp14:anchorId="55F32DD4" wp14:editId="3B6E8D33">
+          <wp:anchor distT="0" distB="0" distL="114300" distR="114300" simplePos="0" relativeHeight="251666432" behindDoc="1" locked="0" layoutInCell="1" allowOverlap="1" wp14:anchorId="121E8CD7" wp14:editId="0C7C6F6E">
+            <wp:simplePos x="0" y="0"/>
+            <wp:positionH relativeFrom="column">
+              <wp:posOffset>3810</wp:posOffset>
+            </wp:positionH>
+            <wp:positionV relativeFrom="paragraph">
+              <wp:posOffset>430530</wp:posOffset>
+            </wp:positionV>
+            <wp:extent cx="4114800" cy="2235200"/>
+            <wp:effectExtent l="0" t="0" r="0" b="0"/>
+            <wp:wrapTopAndBottom/>
+            <wp:docPr id="1868379465" name="Image 1"/>
+            <wp:cNvGraphicFramePr>
+              <a:graphicFrameLocks xmlns:a="http://schemas.openxmlformats.org/drawingml/2006/main" noChangeAspect="1"/>
+            </wp:cNvGraphicFramePr>
+            <a:graphic xmlns:a="http://schemas.openxmlformats.org/drawingml/2006/main">
+              <a:graphicData uri="http://schemas.openxmlformats.org/drawingml/2006/picture">
+                <pic:pic xmlns:pic="http://schemas.openxmlformats.org/drawingml/2006/picture">
+                  <pic:nvPicPr>
+                    <pic:cNvPr id="1868379465" name=""/>
+                    <pic:cNvPicPr/>
+                  </pic:nvPicPr>
+                  <pic:blipFill>
+                    <a:blip r:embed="rId11"/>
+                    <a:stretch>
+                      <a:fillRect/>
+                    </a:stretch>
+                  </pic:blipFill>
+                  <pic:spPr>
+                    <a:xfrm>
+                      <a:off x="0" y="0"/>
+                      <a:ext cx="4114800" cy="2235200"/>
+                    </a:xfrm>
+                    <a:prstGeom prst="rect">
+                      <a:avLst/>
+                    </a:prstGeom>
+                  </pic:spPr>
+                </pic:pic>
+              </a:graphicData>
+            </a:graphic>
+            <wp14:sizeRelH relativeFrom="page">
+              <wp14:pctWidth>0</wp14:pctWidth>
+            </wp14:sizeRelH>
+            <wp14:sizeRelV relativeFrom="page">
+              <wp14:pctHeight>0</wp14:pctHeight>
+            </wp14:sizeRelV>
+          </wp:anchor>
+        </w:drawing>
+      </w:r>
+      <w:r>
+        <w:rPr>
+          <w:lang w:val="fr-CA"/>
+        </w:rPr>
+        <w:t xml:space="preserve">Requête attendue par le serveur : </w:t>
+      </w:r>
+    </w:p>
+    <w:p>
+      <w:pPr>
+        <w:rPr>
+          <w:lang w:val="fr-CA"/>
+        </w:rPr>
+      </w:pPr>
+    </w:p>
+    <w:p>
+      <w:pPr>
+        <w:rPr>
+          <w:lang w:val="fr-CA"/>
+        </w:rPr>
+      </w:pPr>
+    </w:p>
+    <w:p>
+      <w:pPr>
+        <w:rPr>
+          <w:lang w:val="fr-CA"/>
+        </w:rPr>
+      </w:pPr>
+      <w:r>
+        <w:rPr>
+          <w:noProof/>
+          <w:lang w:val="fr-CA"/>
+        </w:rPr>
+        <w:drawing>
+          <wp:anchor distT="0" distB="0" distL="114300" distR="114300" simplePos="0" relativeHeight="251643904" behindDoc="1" locked="0" layoutInCell="1" allowOverlap="1" wp14:anchorId="55F32DD4" wp14:editId="318F61ED">
+            <wp:simplePos x="0" y="0"/>
+            <wp:positionH relativeFrom="column">
+              <wp:posOffset>-13418</wp:posOffset>
+            </wp:positionH>
+            <wp:positionV relativeFrom="paragraph">
+              <wp:posOffset>349094</wp:posOffset>
+            </wp:positionV>
             <wp:extent cx="5486400" cy="2456180"/>
             <wp:effectExtent l="0" t="0" r="0" b="1270"/>
+            <wp:wrapTopAndBottom/>
             <wp:docPr id="335455096" name="Image 1"/>
             <wp:cNvGraphicFramePr>
               <a:graphicFrameLocks xmlns:a="http://schemas.openxmlformats.org/drawingml/2006/main" noChangeAspect="1"/>
@@ -632,7 +901,7 @@
                     <pic:cNvPicPr/>
                   </pic:nvPicPr>
                   <pic:blipFill>
-                    <a:blip r:embed="rId11"/>
+                    <a:blip r:embed="rId12"/>
                     <a:stretch>
                       <a:fillRect/>
                     </a:stretch>
@@ -649,19 +918,39 @@
                 </pic:pic>
               </a:graphicData>
             </a:graphic>
-          </wp:inline>
+            <wp14:sizeRelH relativeFrom="page">
+              <wp14:pctWidth>0</wp14:pctWidth>
+            </wp14:sizeRelH>
+            <wp14:sizeRelV relativeFrom="page">
+              <wp14:pctHeight>0</wp14:pctHeight>
+            </wp14:sizeRelV>
+          </wp:anchor>
         </w:drawing>
+      </w:r>
+      <w:r>
+        <w:rPr>
+          <w:lang w:val="fr-CA"/>
+        </w:rPr>
+        <w:t xml:space="preserve">Formulaire rempli : </w:t>
       </w:r>
     </w:p>
     <w:p>
       <w:pPr>
         <w:rPr>
-          <w:rFonts w:asciiTheme="majorHAnsi" w:eastAsiaTheme="majorEastAsia" w:hAnsiTheme="majorHAnsi" w:cstheme="majorBidi"/>
-          <w:b/>
-          <w:bCs/>
-          <w:color w:val="4F81BD" w:themeColor="accent1"/>
-          <w:sz w:val="26"/>
-          <w:szCs w:val="26"/>
+          <w:lang w:val="fr-CA"/>
+        </w:rPr>
+      </w:pPr>
+    </w:p>
+    <w:p>
+      <w:pPr>
+        <w:rPr>
+          <w:lang w:val="fr-CA"/>
+        </w:rPr>
+      </w:pPr>
+    </w:p>
+    <w:p>
+      <w:pPr>
+        <w:rPr>
           <w:lang w:val="fr-CA"/>
         </w:rPr>
       </w:pPr>
@@ -671,9 +960,25 @@
           <w:lang w:val="fr-CA"/>
         </w:rPr>
         <w:drawing>
-          <wp:inline distT="0" distB="0" distL="0" distR="0" wp14:anchorId="643C931F" wp14:editId="5335C4C3">
+          <wp:anchor distT="0" distB="0" distL="114300" distR="114300" simplePos="0" relativeHeight="251660288" behindDoc="1" locked="0" layoutInCell="1" allowOverlap="1" wp14:anchorId="643C931F" wp14:editId="773D36B7">
+            <wp:simplePos x="0" y="0"/>
+            <wp:positionH relativeFrom="column">
+              <wp:posOffset>4313</wp:posOffset>
+            </wp:positionH>
+            <wp:positionV relativeFrom="paragraph">
+              <wp:posOffset>372038</wp:posOffset>
+            </wp:positionV>
             <wp:extent cx="5486400" cy="1282065"/>
             <wp:effectExtent l="0" t="0" r="0" b="0"/>
+            <wp:wrapTight wrapText="bothSides">
+              <wp:wrapPolygon edited="0">
+                <wp:start x="0" y="0"/>
+                <wp:lineTo x="0" y="21183"/>
+                <wp:lineTo x="21525" y="21183"/>
+                <wp:lineTo x="21525" y="0"/>
+                <wp:lineTo x="0" y="0"/>
+              </wp:wrapPolygon>
+            </wp:wrapTight>
             <wp:docPr id="206909378" name="Image 1"/>
             <wp:cNvGraphicFramePr>
               <a:graphicFrameLocks xmlns:a="http://schemas.openxmlformats.org/drawingml/2006/main" noChangeAspect="1"/>
@@ -686,7 +991,7 @@
                     <pic:cNvPicPr/>
                   </pic:nvPicPr>
                   <pic:blipFill>
-                    <a:blip r:embed="rId12"/>
+                    <a:blip r:embed="rId13"/>
                     <a:stretch>
                       <a:fillRect/>
                     </a:stretch>
@@ -703,18 +1008,65 @@
                 </pic:pic>
               </a:graphicData>
             </a:graphic>
-          </wp:inline>
+            <wp14:sizeRelH relativeFrom="page">
+              <wp14:pctWidth>0</wp14:pctWidth>
+            </wp14:sizeRelH>
+            <wp14:sizeRelV relativeFrom="page">
+              <wp14:pctHeight>0</wp14:pctHeight>
+            </wp14:sizeRelV>
+          </wp:anchor>
         </w:drawing>
       </w:r>
       <w:r>
         <w:rPr>
+          <w:lang w:val="fr-CA"/>
+        </w:rPr>
+        <w:t xml:space="preserve">Requête envoyée (message de réponse) : </w:t>
+      </w:r>
+    </w:p>
+    <w:p>
+      <w:pPr>
+        <w:rPr>
+          <w:lang w:val="fr-CA"/>
+        </w:rPr>
+      </w:pPr>
+    </w:p>
+    <w:p>
+      <w:pPr>
+        <w:rPr>
+          <w:lang w:val="fr-CA"/>
+        </w:rPr>
+      </w:pPr>
+    </w:p>
+    <w:p>
+      <w:pPr>
+        <w:rPr>
+          <w:rFonts w:asciiTheme="majorHAnsi" w:eastAsiaTheme="majorEastAsia" w:hAnsiTheme="majorHAnsi" w:cstheme="majorBidi"/>
+          <w:b/>
+          <w:bCs/>
+          <w:color w:val="4F81BD" w:themeColor="accent1"/>
+          <w:sz w:val="26"/>
+          <w:szCs w:val="26"/>
+          <w:lang w:val="fr-CA"/>
+        </w:rPr>
+      </w:pPr>
+      <w:r>
+        <w:rPr>
           <w:noProof/>
           <w:lang w:val="fr-CA"/>
         </w:rPr>
         <w:drawing>
-          <wp:inline distT="0" distB="0" distL="0" distR="0" wp14:anchorId="218405AB" wp14:editId="06F0CCCA">
-            <wp:extent cx="5229225" cy="2189738"/>
-            <wp:effectExtent l="0" t="0" r="0" b="1270"/>
+          <wp:anchor distT="0" distB="0" distL="114300" distR="114300" simplePos="0" relativeHeight="251681792" behindDoc="1" locked="0" layoutInCell="1" allowOverlap="1" wp14:anchorId="218405AB" wp14:editId="5882DE60">
+            <wp:simplePos x="0" y="0"/>
+            <wp:positionH relativeFrom="column">
+              <wp:posOffset>-56515</wp:posOffset>
+            </wp:positionH>
+            <wp:positionV relativeFrom="paragraph">
+              <wp:posOffset>390525</wp:posOffset>
+            </wp:positionV>
+            <wp:extent cx="5229225" cy="2189480"/>
+            <wp:effectExtent l="0" t="0" r="9525" b="1270"/>
+            <wp:wrapTopAndBottom/>
             <wp:docPr id="2129797700" name="Image 1"/>
             <wp:cNvGraphicFramePr>
               <a:graphicFrameLocks xmlns:a="http://schemas.openxmlformats.org/drawingml/2006/main" noChangeAspect="1"/>
@@ -727,7 +1079,7 @@
                     <pic:cNvPicPr/>
                   </pic:nvPicPr>
                   <pic:blipFill>
-                    <a:blip r:embed="rId13"/>
+                    <a:blip r:embed="rId14"/>
                     <a:stretch>
                       <a:fillRect/>
                     </a:stretch>
@@ -735,7 +1087,7 @@
                   <pic:spPr>
                     <a:xfrm>
                       <a:off x="0" y="0"/>
-                      <a:ext cx="5246161" cy="2196830"/>
+                      <a:ext cx="5229225" cy="2189480"/>
                     </a:xfrm>
                     <a:prstGeom prst="rect">
                       <a:avLst/>
@@ -744,50 +1096,20 @@
                 </pic:pic>
               </a:graphicData>
             </a:graphic>
-          </wp:inline>
+            <wp14:sizeRelH relativeFrom="page">
+              <wp14:pctWidth>0</wp14:pctWidth>
+            </wp14:sizeRelH>
+            <wp14:sizeRelV relativeFrom="page">
+              <wp14:pctHeight>0</wp14:pctHeight>
+            </wp14:sizeRelV>
+          </wp:anchor>
         </w:drawing>
       </w:r>
       <w:r>
         <w:rPr>
-          <w:noProof/>
-          <w:lang w:val="fr-CA"/>
-        </w:rPr>
-        <w:lastRenderedPageBreak/>
-        <w:drawing>
-          <wp:inline distT="0" distB="0" distL="0" distR="0" wp14:anchorId="121E8CD7" wp14:editId="2AFF8BFB">
-            <wp:extent cx="4114800" cy="2235518"/>
-            <wp:effectExtent l="0" t="0" r="0" b="0"/>
-            <wp:docPr id="1868379465" name="Image 1"/>
-            <wp:cNvGraphicFramePr>
-              <a:graphicFrameLocks xmlns:a="http://schemas.openxmlformats.org/drawingml/2006/main" noChangeAspect="1"/>
-            </wp:cNvGraphicFramePr>
-            <a:graphic xmlns:a="http://schemas.openxmlformats.org/drawingml/2006/main">
-              <a:graphicData uri="http://schemas.openxmlformats.org/drawingml/2006/picture">
-                <pic:pic xmlns:pic="http://schemas.openxmlformats.org/drawingml/2006/picture">
-                  <pic:nvPicPr>
-                    <pic:cNvPr id="1868379465" name=""/>
-                    <pic:cNvPicPr/>
-                  </pic:nvPicPr>
-                  <pic:blipFill>
-                    <a:blip r:embed="rId14"/>
-                    <a:stretch>
-                      <a:fillRect/>
-                    </a:stretch>
-                  </pic:blipFill>
-                  <pic:spPr>
-                    <a:xfrm>
-                      <a:off x="0" y="0"/>
-                      <a:ext cx="4124237" cy="2240645"/>
-                    </a:xfrm>
-                    <a:prstGeom prst="rect">
-                      <a:avLst/>
-                    </a:prstGeom>
-                  </pic:spPr>
-                </pic:pic>
-              </a:graphicData>
-            </a:graphic>
-          </wp:inline>
-        </w:drawing>
+          <w:lang w:val="fr-CA"/>
+        </w:rPr>
+        <w:t>Base de données avec les données :</w:t>
       </w:r>
       <w:r>
         <w:rPr>
@@ -886,6 +1208,12 @@
       </w:pPr>
       <w:r>
         <w:rPr>
+          <w:lang w:val="fr-CA"/>
+        </w:rPr>
+        <w:t xml:space="preserve">Apprendre à utiliser Elixir (code et commandes). Les autres outils ont été faciles à intégrés. </w:t>
+      </w:r>
+      <w:r>
+        <w:rPr>
           <w:b/>
           <w:bCs/>
           <w:lang w:val="fr-CA"/>
@@ -893,14 +1221,60 @@
         <w:br/>
         <w:t>- Hypothèses non validées</w:t>
       </w:r>
-      <w:r>
+    </w:p>
+    <w:p>
+      <w:pPr>
+        <w:ind w:firstLine="720"/>
         <w:rPr>
           <w:b/>
           <w:bCs/>
           <w:lang w:val="fr-CA"/>
         </w:rPr>
+      </w:pPr>
+      <w:r>
+        <w:rPr>
+          <w:lang w:val="fr-CA"/>
+        </w:rPr>
+        <w:t xml:space="preserve">Comment gérer la navigation de pages dans une application web Svelte parce que nous n’avons pas eu à le faire pour la PoC. </w:t>
+      </w:r>
+      <w:r>
+        <w:rPr>
+          <w:lang w:val="fr-CA"/>
+        </w:rPr>
+        <w:t>Base de données avec des tables complexes (nos données sont simples pour l’instant).</w:t>
+      </w:r>
+      <w:r>
+        <w:rPr>
+          <w:b/>
+          <w:bCs/>
+          <w:lang w:val="fr-CA"/>
+        </w:rPr>
         <w:br/>
-        <w:t>- Risques potentiels</w:t>
+        <w:t xml:space="preserve">- </w:t>
+      </w:r>
+      <w:proofErr w:type="gramStart"/>
+      <w:r>
+        <w:rPr>
+          <w:b/>
+          <w:bCs/>
+          <w:lang w:val="fr-CA"/>
+        </w:rPr>
+        <w:t>Risques potentiels</w:t>
+      </w:r>
+      <w:proofErr w:type="gramEnd"/>
+    </w:p>
+    <w:p>
+      <w:pPr>
+        <w:ind w:firstLine="720"/>
+        <w:rPr>
+          <w:lang w:val="fr-CA"/>
+        </w:rPr>
+      </w:pPr>
+      <w:r>
+        <w:rPr>
+          <w:lang w:val="fr-CA"/>
+        </w:rPr>
+        <w:t xml:space="preserve">Avoir à programmer quelque chose de plus complexe dans Phoenix, qu’on connait peu. Apprendre à construire une application MVC mais dans un langage que nous venons de commencer à apprendre. </w:t>
       </w:r>
     </w:p>
     <w:p>
@@ -13034,6 +13408,10 @@
 </file>
 
 <file path=customXml/item1.xml><?xml version="1.0" encoding="utf-8"?>
+<b:Sources xmlns:b="http://schemas.openxmlformats.org/officeDocument/2006/bibliography" xmlns="http://schemas.openxmlformats.org/officeDocument/2006/bibliography" SelectedStyle="/APA.XSL" StyleName="APA"/>
+</file>
+
+<file path=customXml/item2.xml><?xml version="1.0" encoding="utf-8"?>
 <p:properties xmlns:p="http://schemas.microsoft.com/office/2006/metadata/properties" xmlns:xsi="http://www.w3.org/2001/XMLSchema-instance" xmlns:pc="http://schemas.microsoft.com/office/infopath/2007/PartnerControls">
   <documentManagement>
     <ReferenceId xmlns="58914a97-80a9-4312-8427-8216aff5104f" xsi:nil="true"/>
@@ -13041,11 +13419,16 @@
 </p:properties>
 </file>
 
-<file path=customXml/item2.xml><?xml version="1.0" encoding="utf-8"?>
-<b:Sources xmlns:b="http://schemas.openxmlformats.org/officeDocument/2006/bibliography" xmlns="http://schemas.openxmlformats.org/officeDocument/2006/bibliography" SelectedStyle="/APA.XSL" StyleName="APA"/>
+<file path=customXml/item3.xml><?xml version="1.0" encoding="utf-8"?>
+<?mso-contentType ?>
+<FormTemplates xmlns="http://schemas.microsoft.com/sharepoint/v3/contenttype/forms">
+  <Display>DocumentLibraryForm</Display>
+  <Edit>DocumentLibraryForm</Edit>
+  <New>DocumentLibraryForm</New>
+</FormTemplates>
 </file>
 
-<file path=customXml/item3.xml><?xml version="1.0" encoding="utf-8"?>
+<file path=customXml/item4.xml><?xml version="1.0" encoding="utf-8"?>
 <ct:contentTypeSchema xmlns:ct="http://schemas.microsoft.com/office/2006/metadata/contentType" xmlns:ma="http://schemas.microsoft.com/office/2006/metadata/properties/metaAttributes" ct:_="" ma:_="" ma:contentTypeName="Document" ma:contentTypeID="0x010100DE0DFEAB65B93E4C9A51969E6C8EA979" ma:contentTypeVersion="4" ma:contentTypeDescription="Crée un document." ma:contentTypeScope="" ma:versionID="d6ae60a39aa4a9184a24f87e1d1de576">
   <xsd:schema xmlns:xsd="http://www.w3.org/2001/XMLSchema" xmlns:xs="http://www.w3.org/2001/XMLSchema" xmlns:p="http://schemas.microsoft.com/office/2006/metadata/properties" xmlns:ns2="58914a97-80a9-4312-8427-8216aff5104f" targetNamespace="http://schemas.microsoft.com/office/2006/metadata/properties" ma:root="true" ma:fieldsID="a402ca9776b18f94a58572205b9caeb4" ns2:_="">
     <xsd:import namespace="58914a97-80a9-4312-8427-8216aff5104f"/>
@@ -13189,16 +13572,15 @@
 </ct:contentTypeSchema>
 </file>
 
-<file path=customXml/item4.xml><?xml version="1.0" encoding="utf-8"?>
-<?mso-contentType ?>
-<FormTemplates xmlns="http://schemas.microsoft.com/sharepoint/v3/contenttype/forms">
-  <Display>DocumentLibraryForm</Display>
-  <Edit>DocumentLibraryForm</Edit>
-  <New>DocumentLibraryForm</New>
-</FormTemplates>
+<file path=customXml/itemProps1.xml><?xml version="1.0" encoding="utf-8"?>
+<ds:datastoreItem xmlns:ds="http://schemas.openxmlformats.org/officeDocument/2006/customXml" ds:itemID="{EF278816-EC6F-A645-907D-7F25AECB1D4A}">
+  <ds:schemaRefs>
+    <ds:schemaRef ds:uri="http://schemas.openxmlformats.org/officeDocument/2006/bibliography"/>
+  </ds:schemaRefs>
+</ds:datastoreItem>
 </file>
 
-<file path=customXml/itemProps1.xml><?xml version="1.0" encoding="utf-8"?>
+<file path=customXml/itemProps2.xml><?xml version="1.0" encoding="utf-8"?>
 <ds:datastoreItem xmlns:ds="http://schemas.openxmlformats.org/officeDocument/2006/customXml" ds:itemID="{D389DC6D-5B0B-44F7-8546-A6A224271B02}">
   <ds:schemaRefs>
     <ds:schemaRef ds:uri="http://schemas.microsoft.com/office/2006/metadata/properties"/>
@@ -13208,15 +13590,15 @@
 </ds:datastoreItem>
 </file>
 
-<file path=customXml/itemProps2.xml><?xml version="1.0" encoding="utf-8"?>
-<ds:datastoreItem xmlns:ds="http://schemas.openxmlformats.org/officeDocument/2006/customXml" ds:itemID="{EF278816-EC6F-A645-907D-7F25AECB1D4A}">
+<file path=customXml/itemProps3.xml><?xml version="1.0" encoding="utf-8"?>
+<ds:datastoreItem xmlns:ds="http://schemas.openxmlformats.org/officeDocument/2006/customXml" ds:itemID="{9A1CB954-B7AE-4FBB-BD0D-8B85DA415DCB}">
   <ds:schemaRefs>
-    <ds:schemaRef ds:uri="http://schemas.openxmlformats.org/officeDocument/2006/bibliography"/>
+    <ds:schemaRef ds:uri="http://schemas.microsoft.com/sharepoint/v3/contenttype/forms"/>
   </ds:schemaRefs>
 </ds:datastoreItem>
 </file>
 
-<file path=customXml/itemProps3.xml><?xml version="1.0" encoding="utf-8"?>
+<file path=customXml/itemProps4.xml><?xml version="1.0" encoding="utf-8"?>
 <ds:datastoreItem xmlns:ds="http://schemas.openxmlformats.org/officeDocument/2006/customXml" ds:itemID="{119CC3B3-14C1-482C-9713-0A1391082D62}">
   <ds:schemaRefs>
     <ds:schemaRef ds:uri="http://schemas.microsoft.com/office/2006/metadata/contentType"/>
@@ -13232,12 +13614,4 @@
     <ds:schemaRef ds:uri="http://schemas.microsoft.com/internal/obd"/>
   </ds:schemaRefs>
 </ds:datastoreItem>
-</file>
-
-<file path=customXml/itemProps4.xml><?xml version="1.0" encoding="utf-8"?>
-<ds:datastoreItem xmlns:ds="http://schemas.openxmlformats.org/officeDocument/2006/customXml" ds:itemID="{9A1CB954-B7AE-4FBB-BD0D-8B85DA415DCB}">
-  <ds:schemaRefs>
-    <ds:schemaRef ds:uri="http://schemas.microsoft.com/sharepoint/v3/contenttype/forms"/>
-  </ds:schemaRefs>
-</ds:datastoreItem>
 </file>
--- a/Documents/TP4_Phase1_PoC.docx
+++ b/Documents/TP4_Phase1_PoC.docx
@@ -78,31 +78,6 @@
     <w:p>
       <w:pPr>
         <w:rPr>
-          <w:b/>
-          <w:bCs/>
-          <w:lang w:val="fr-CA"/>
-        </w:rPr>
-      </w:pPr>
-      <w:r>
-        <w:rPr>
-          <w:b/>
-          <w:bCs/>
-          <w:lang w:val="fr-CA"/>
-        </w:rPr>
-        <w:t>Décrivez clairement l’objectif de cette preuve de concept. Quel élément critique de votre solution cherchez-vous à valider ? Pourquoi cette validation est-elle importante dans le contexte du projet ?</w:t>
-      </w:r>
-      <w:r>
-        <w:rPr>
-          <w:b/>
-          <w:bCs/>
-          <w:lang w:val="fr-CA"/>
-        </w:rPr>
-        <w:t xml:space="preserve"> </w:t>
-      </w:r>
-    </w:p>
-    <w:p>
-      <w:pPr>
-        <w:rPr>
           <w:lang w:val="fr-CA"/>
         </w:rPr>
       </w:pPr>
@@ -156,20 +131,63 @@
       </w:pPr>
       <w:r>
         <w:rPr>
-          <w:b/>
-          <w:bCs/>
-          <w:lang w:val="fr-CA"/>
-        </w:rPr>
-        <w:t>Indiquez la fonctionnalité unique testée dans cette PoC.</w:t>
+          <w:lang w:val="fr-CA"/>
+        </w:rPr>
+        <w:t>L’application frontend en Svelte</w:t>
       </w:r>
       <w:r>
         <w:rPr>
-          <w:b/>
-          <w:bCs/>
-          <w:lang w:val="fr-CA"/>
-        </w:rPr>
-        <w:br/>
-        <w:t>- Décrivez le flux : entrée → traitement → sortie observable.</w:t>
+          <w:lang w:val="fr-CA"/>
+        </w:rPr>
+        <w:t xml:space="preserve"> a un formulaire qui s’envoie à</w:t>
+      </w:r>
+      <w:r>
+        <w:rPr>
+          <w:lang w:val="fr-CA"/>
+        </w:rPr>
+        <w:t xml:space="preserve"> notre serveur</w:t>
+      </w:r>
+      <w:r>
+        <w:rPr>
+          <w:lang w:val="fr-CA"/>
+        </w:rPr>
+        <w:t xml:space="preserve"> Phoenix</w:t>
+      </w:r>
+      <w:r>
+        <w:rPr>
+          <w:lang w:val="fr-CA"/>
+        </w:rPr>
+        <w:t>. Le serveur</w:t>
+      </w:r>
+      <w:r>
+        <w:rPr>
+          <w:lang w:val="fr-CA"/>
+        </w:rPr>
+        <w:t xml:space="preserve"> stock </w:t>
+      </w:r>
+      <w:r>
+        <w:rPr>
+          <w:lang w:val="fr-CA"/>
+        </w:rPr>
+        <w:t>les données du formulaire dans notre base de données MongoDB</w:t>
+      </w:r>
+      <w:r>
+        <w:rPr>
+          <w:lang w:val="fr-CA"/>
+        </w:rPr>
+        <w:t xml:space="preserve"> et permet ensuite la modification</w:t>
+      </w:r>
+      <w:r>
+        <w:rPr>
+          <w:lang w:val="fr-CA"/>
+        </w:rPr>
+        <w:t xml:space="preserve">, la </w:t>
+      </w:r>
+      <w:r>
+        <w:rPr>
+          <w:lang w:val="fr-CA"/>
+        </w:rPr>
+        <w:t>suppression, etc.</w:t>
       </w:r>
     </w:p>
     <w:p>
@@ -178,90 +196,6 @@
           <w:lang w:val="fr-CA"/>
         </w:rPr>
       </w:pPr>
-      <w:r>
-        <w:rPr>
-          <w:lang w:val="fr-CA"/>
-        </w:rPr>
-        <w:t>L’application frontend en Svelte</w:t>
-      </w:r>
-      <w:r>
-        <w:rPr>
-          <w:lang w:val="fr-CA"/>
-        </w:rPr>
-        <w:t xml:space="preserve"> a un formulaire qui s’envoie à</w:t>
-      </w:r>
-      <w:r>
-        <w:rPr>
-          <w:lang w:val="fr-CA"/>
-        </w:rPr>
-        <w:t xml:space="preserve"> notre serveur</w:t>
-      </w:r>
-      <w:r>
-        <w:rPr>
-          <w:lang w:val="fr-CA"/>
-        </w:rPr>
-        <w:t xml:space="preserve"> Phoenix</w:t>
-      </w:r>
-      <w:r>
-        <w:rPr>
-          <w:lang w:val="fr-CA"/>
-        </w:rPr>
-        <w:t>. Le serveur</w:t>
-      </w:r>
-      <w:r>
-        <w:rPr>
-          <w:lang w:val="fr-CA"/>
-        </w:rPr>
-        <w:t xml:space="preserve"> stock </w:t>
-      </w:r>
-      <w:r>
-        <w:rPr>
-          <w:lang w:val="fr-CA"/>
-        </w:rPr>
-        <w:t>les données du formulaire dans notre base de données MongoDB</w:t>
-      </w:r>
-      <w:r>
-        <w:rPr>
-          <w:lang w:val="fr-CA"/>
-        </w:rPr>
-        <w:t xml:space="preserve"> et permet ensuite la modification</w:t>
-      </w:r>
-      <w:r>
-        <w:rPr>
-          <w:lang w:val="fr-CA"/>
-        </w:rPr>
-        <w:t xml:space="preserve">, la </w:t>
-      </w:r>
-      <w:r>
-        <w:rPr>
-          <w:lang w:val="fr-CA"/>
-        </w:rPr>
-        <w:t>suppression, etc.</w:t>
-      </w:r>
-      <w:r>
-        <w:rPr>
-          <w:b/>
-          <w:bCs/>
-          <w:lang w:val="fr-CA"/>
-        </w:rPr>
-        <w:br/>
-        <w:t>- Justifiez pourquoi cette fonctionnalité est centrale pour votre solution.</w:t>
-      </w:r>
-    </w:p>
-    <w:p>
-      <w:pPr>
-        <w:rPr>
-          <w:lang w:val="fr-CA"/>
-        </w:rPr>
-      </w:pPr>
-      <w:r>
-        <w:rPr>
-          <w:b/>
-          <w:bCs/>
-          <w:lang w:val="fr-CA"/>
-        </w:rPr>
-        <w:tab/>
-      </w:r>
       <w:r>
         <w:rPr>
           <w:lang w:val="fr-CA"/>
@@ -279,6 +213,8 @@
       <w:pPr>
         <w:pStyle w:val="Titre2"/>
         <w:rPr>
+          <w:b w:val="0"/>
+          <w:bCs w:val="0"/>
           <w:lang w:val="fr-CA"/>
         </w:rPr>
       </w:pPr>
@@ -299,25 +235,43 @@
       </w:pPr>
       <w:r>
         <w:rPr>
-          <w:b/>
-          <w:bCs/>
-          <w:lang w:val="fr-CA"/>
-        </w:rPr>
-        <w:t>Présentez uniquement les entités strictement nécessaires au fonctionnement de la fonctionnalité.</w:t>
+          <w:lang w:val="fr-CA"/>
+        </w:rPr>
+        <w:t>La classe bateau stock les informations de façon structurée. Elle contient le nom du bateau</w:t>
       </w:r>
       <w:r>
         <w:rPr>
-          <w:b/>
-          <w:bCs/>
-          <w:lang w:val="fr-CA"/>
-        </w:rPr>
-        <w:br/>
-        <w:t>- Décrivez les attributs principaux.</w:t>
+          <w:lang w:val="fr-CA"/>
+        </w:rPr>
+        <w:t>,</w:t>
+      </w:r>
+      <w:r>
+        <w:rPr>
+          <w:lang w:val="fr-CA"/>
+        </w:rPr>
+        <w:t xml:space="preserve"> </w:t>
+      </w:r>
+      <w:r>
+        <w:rPr>
+          <w:lang w:val="fr-CA"/>
+        </w:rPr>
+        <w:t>s</w:t>
+      </w:r>
+      <w:r>
+        <w:rPr>
+          <w:lang w:val="fr-CA"/>
+        </w:rPr>
+        <w:t>on numéro de voile, sa classe et le nom du barreur</w:t>
+      </w:r>
+      <w:r>
+        <w:rPr>
+          <w:lang w:val="fr-CA"/>
+        </w:rPr>
+        <w:t>.</w:t>
       </w:r>
     </w:p>
     <w:p>
       <w:pPr>
-        <w:ind w:firstLine="720"/>
         <w:rPr>
           <w:b/>
           <w:bCs/>
@@ -328,51 +282,23 @@
         <w:rPr>
           <w:lang w:val="fr-CA"/>
         </w:rPr>
-        <w:t>La classe bateau stock les informations de façon structurée. Elle contient le nom du bateau</w:t>
+        <w:t xml:space="preserve">Nous n’avons pas encore </w:t>
       </w:r>
       <w:r>
         <w:rPr>
           <w:lang w:val="fr-CA"/>
         </w:rPr>
-        <w:t>,</w:t>
+        <w:t>inclus</w:t>
       </w:r>
       <w:r>
         <w:rPr>
           <w:lang w:val="fr-CA"/>
         </w:rPr>
-        <w:t xml:space="preserve"> </w:t>
-      </w:r>
-      <w:r>
-        <w:rPr>
-          <w:lang w:val="fr-CA"/>
-        </w:rPr>
-        <w:t>s</w:t>
-      </w:r>
-      <w:r>
-        <w:rPr>
-          <w:lang w:val="fr-CA"/>
-        </w:rPr>
-        <w:t>on numéro de voile, sa classe et le nom du barreur</w:t>
-      </w:r>
-      <w:r>
-        <w:rPr>
-          <w:lang w:val="fr-CA"/>
-        </w:rPr>
-        <w:t>.</w:t>
-      </w:r>
-      <w:r>
-        <w:rPr>
-          <w:b/>
-          <w:bCs/>
-          <w:lang w:val="fr-CA"/>
-        </w:rPr>
-        <w:br/>
-        <w:t>- Expliquez les relations (si applicables).</w:t>
+        <w:t xml:space="preserve"> de système de relation, puisque cela n’est pas nécessaire pour la POC.</w:t>
       </w:r>
     </w:p>
     <w:p>
       <w:pPr>
-        <w:ind w:firstLine="720"/>
         <w:rPr>
           <w:b/>
           <w:bCs/>
@@ -383,137 +309,89 @@
         <w:rPr>
           <w:lang w:val="fr-CA"/>
         </w:rPr>
-        <w:lastRenderedPageBreak/>
-        <w:t xml:space="preserve">Nous n’avons pas encore </w:t>
+        <w:t>Les 4 données précédemment mentionné</w:t>
       </w:r>
       <w:r>
         <w:rPr>
           <w:lang w:val="fr-CA"/>
         </w:rPr>
-        <w:t>inclus</w:t>
+        <w:t>es</w:t>
       </w:r>
       <w:r>
         <w:rPr>
           <w:lang w:val="fr-CA"/>
         </w:rPr>
-        <w:t xml:space="preserve"> de système de relation, puisque cela n’est pas nécessaire pour la POC.</w:t>
+        <w:t xml:space="preserve"> sont envoyées du formulaire fait dans </w:t>
       </w:r>
       <w:r>
         <w:rPr>
-          <w:b/>
-          <w:bCs/>
-          <w:lang w:val="fr-CA"/>
-        </w:rPr>
-        <w:br/>
-        <w:t>- Insérez un petit diagramme ou une description structurée.</w:t>
+          <w:lang w:val="fr-CA"/>
+        </w:rPr>
+        <w:t xml:space="preserve">Application frontend </w:t>
+      </w:r>
+      <w:r>
+        <w:rPr>
+          <w:lang w:val="fr-CA"/>
+        </w:rPr>
+        <w:t xml:space="preserve">Svelte </w:t>
+      </w:r>
+      <w:r>
+        <w:rPr>
+          <w:lang w:val="fr-CA"/>
+        </w:rPr>
+        <w:t>-&gt; *envoie une requête POST* -&gt;</w:t>
+      </w:r>
+      <w:r>
+        <w:rPr>
+          <w:lang w:val="fr-CA"/>
+        </w:rPr>
+        <w:t xml:space="preserve"> </w:t>
+      </w:r>
+      <w:r>
+        <w:rPr>
+          <w:lang w:val="fr-CA"/>
+        </w:rPr>
+        <w:t xml:space="preserve">serveur backend </w:t>
+      </w:r>
+      <w:r>
+        <w:rPr>
+          <w:lang w:val="fr-CA"/>
+        </w:rPr>
+        <w:t xml:space="preserve">Phoenix </w:t>
+      </w:r>
+      <w:r>
+        <w:rPr>
+          <w:lang w:val="fr-CA"/>
+        </w:rPr>
+        <w:t xml:space="preserve">-&gt; </w:t>
+      </w:r>
+      <w:r>
+        <w:rPr>
+          <w:lang w:val="fr-CA"/>
+        </w:rPr>
+        <w:t>*</w:t>
+      </w:r>
+      <w:r>
+        <w:rPr>
+          <w:lang w:val="fr-CA"/>
+        </w:rPr>
+        <w:t>stock les données du formulaire</w:t>
+      </w:r>
+      <w:r>
+        <w:rPr>
+          <w:lang w:val="fr-CA"/>
+        </w:rPr>
+        <w:t>*</w:t>
+      </w:r>
+      <w:r>
+        <w:rPr>
+          <w:lang w:val="fr-CA"/>
+        </w:rPr>
+        <w:t xml:space="preserve"> -&gt; base de données MongoDB.</w:t>
       </w:r>
     </w:p>
     <w:p>
       <w:pPr>
-        <w:ind w:firstLine="720"/>
-        <w:rPr>
-          <w:b/>
-          <w:bCs/>
-          <w:lang w:val="fr-CA"/>
-        </w:rPr>
-      </w:pPr>
-      <w:r>
-        <w:rPr>
-          <w:lang w:val="fr-CA"/>
-        </w:rPr>
-        <w:t>Les 4 données précédemment mentionné</w:t>
-      </w:r>
-      <w:r>
-        <w:rPr>
-          <w:lang w:val="fr-CA"/>
-        </w:rPr>
-        <w:t>es</w:t>
-      </w:r>
-      <w:r>
-        <w:rPr>
-          <w:lang w:val="fr-CA"/>
-        </w:rPr>
-        <w:t xml:space="preserve"> sont envoyées du formulaire fait dans </w:t>
-      </w:r>
-      <w:r>
-        <w:rPr>
-          <w:lang w:val="fr-CA"/>
-        </w:rPr>
-        <w:t xml:space="preserve">Application frontend </w:t>
-      </w:r>
-      <w:r>
-        <w:rPr>
-          <w:lang w:val="fr-CA"/>
-        </w:rPr>
-        <w:t xml:space="preserve">Svelte </w:t>
-      </w:r>
-      <w:r>
-        <w:rPr>
-          <w:lang w:val="fr-CA"/>
-        </w:rPr>
-        <w:t>-&gt; *envoie une requête POST* -&gt;</w:t>
-      </w:r>
-      <w:r>
-        <w:rPr>
-          <w:lang w:val="fr-CA"/>
-        </w:rPr>
-        <w:t xml:space="preserve"> </w:t>
-      </w:r>
-      <w:r>
-        <w:rPr>
-          <w:lang w:val="fr-CA"/>
-        </w:rPr>
-        <w:t xml:space="preserve">serveur backend </w:t>
-      </w:r>
-      <w:r>
-        <w:rPr>
-          <w:lang w:val="fr-CA"/>
-        </w:rPr>
-        <w:t xml:space="preserve">Phoenix </w:t>
-      </w:r>
-      <w:r>
-        <w:rPr>
-          <w:lang w:val="fr-CA"/>
-        </w:rPr>
-        <w:t xml:space="preserve">-&gt; </w:t>
-      </w:r>
-      <w:r>
-        <w:rPr>
-          <w:lang w:val="fr-CA"/>
-        </w:rPr>
-        <w:t>*</w:t>
-      </w:r>
-      <w:r>
-        <w:rPr>
-          <w:lang w:val="fr-CA"/>
-        </w:rPr>
-        <w:t>stock les données du formulaire</w:t>
-      </w:r>
-      <w:r>
-        <w:rPr>
-          <w:lang w:val="fr-CA"/>
-        </w:rPr>
-        <w:t>*</w:t>
-      </w:r>
-      <w:r>
-        <w:rPr>
-          <w:lang w:val="fr-CA"/>
-        </w:rPr>
-        <w:t xml:space="preserve"> -&gt; base de données MongoDB.</w:t>
-      </w:r>
-      <w:r>
-        <w:rPr>
-          <w:b/>
-          <w:bCs/>
-          <w:lang w:val="fr-CA"/>
-        </w:rPr>
-        <w:br/>
-        <w:t>- Précisez comment les données sont persistées (BD, fichier, etc.).</w:t>
-      </w:r>
-    </w:p>
-    <w:p>
-      <w:pPr>
-        <w:ind w:firstLine="720"/>
         <w:rPr>
           <w:lang w:val="fr-CA"/>
         </w:rPr>
@@ -529,6 +407,8 @@
       <w:pPr>
         <w:pStyle w:val="Titre2"/>
         <w:rPr>
+          <w:b w:val="0"/>
+          <w:bCs w:val="0"/>
           <w:lang w:val="fr-CA"/>
         </w:rPr>
       </w:pPr>
@@ -542,33 +422,6 @@
     <w:p>
       <w:pPr>
         <w:rPr>
-          <w:b/>
-          <w:bCs/>
-          <w:lang w:val="fr-CA"/>
-        </w:rPr>
-      </w:pPr>
-      <w:r>
-        <w:rPr>
-          <w:b/>
-          <w:bCs/>
-          <w:lang w:val="fr-CA"/>
-        </w:rPr>
-        <w:t>Présentez l’environnement technique utilisé :</w:t>
-      </w:r>
-      <w:r>
-        <w:rPr>
-          <w:b/>
-          <w:bCs/>
-          <w:lang w:val="fr-CA"/>
-        </w:rPr>
-        <w:br/>
-        <w:t>- Langage / Framework</w:t>
-      </w:r>
-    </w:p>
-    <w:p>
-      <w:pPr>
-        <w:ind w:firstLine="720"/>
-        <w:rPr>
           <w:lang w:val="fr-CA"/>
         </w:rPr>
       </w:pPr>
@@ -581,7 +434,6 @@
     </w:p>
     <w:p>
       <w:pPr>
-        <w:ind w:firstLine="720"/>
         <w:rPr>
           <w:b/>
           <w:bCs/>
@@ -593,15 +445,6 @@
           <w:lang w:val="fr-CA"/>
         </w:rPr>
         <w:t>Phoenix utilise le langage Elixir, un langage de programmation fonctionnelle</w:t>
-      </w:r>
-      <w:r>
-        <w:rPr>
-          <w:b/>
-          <w:bCs/>
-          <w:lang w:val="fr-CA"/>
-        </w:rPr>
-        <w:br/>
-        <w:t>- Base de données</w:t>
       </w:r>
     </w:p>
     <w:p>
@@ -616,21 +459,12 @@
         <w:rPr>
           <w:lang w:val="fr-CA"/>
         </w:rPr>
+        <w:lastRenderedPageBreak/>
         <w:t>MongoDB utilise un système de stockage de fichier orienté document NoSQL</w:t>
-      </w:r>
-      <w:r>
-        <w:rPr>
-          <w:b/>
-          <w:bCs/>
-          <w:lang w:val="fr-CA"/>
-        </w:rPr>
-        <w:br/>
-        <w:t>- Outils ou bibliothèques</w:t>
       </w:r>
     </w:p>
     <w:p>
       <w:pPr>
-        <w:ind w:firstLine="720"/>
         <w:rPr>
           <w:lang w:val="fr-CA"/>
         </w:rPr>
@@ -645,8 +479,6 @@
     <w:p>
       <w:pPr>
         <w:rPr>
-          <w:b/>
-          <w:bCs/>
           <w:lang w:val="fr-CA"/>
         </w:rPr>
       </w:pPr>
@@ -658,20 +490,9 @@
       </w:r>
       <w:r>
         <w:rPr>
-          <w:b/>
-          <w:bCs/>
-          <w:lang w:val="fr-CA"/>
-        </w:rPr>
-        <w:br/>
-      </w:r>
-      <w:r>
-        <w:rPr>
-          <w:b/>
-          <w:bCs/>
-          <w:lang w:val="fr-CA"/>
-        </w:rPr>
-        <w:br/>
-        <w:t>Expliquez brièvement comment la solution fonctionne sur le plan technique.</w:t>
+          <w:lang w:val="fr-CA"/>
+        </w:rPr>
+        <w:t>.</w:t>
       </w:r>
     </w:p>
     <w:p>
@@ -682,9 +503,16 @@
       </w:pPr>
       <w:r>
         <w:rPr>
-          <w:lang w:val="fr-CA"/>
-        </w:rPr>
-        <w:tab/>
+          <w:b/>
+          <w:bCs/>
+          <w:lang w:val="fr-CA"/>
+        </w:rPr>
+        <w:br/>
+      </w:r>
+      <w:r>
+        <w:rPr>
+          <w:lang w:val="fr-CA"/>
+        </w:rPr>
         <w:t xml:space="preserve">L’application web envoie une requête http à l’API. La base de données reçoit les données. L’API envoie un message de confirmation ou d’erreur comme réponse à l’application web. </w:t>
       </w:r>
     </w:p>
@@ -705,48 +533,6 @@
     <w:p>
       <w:pPr>
         <w:rPr>
-          <w:b/>
-          <w:bCs/>
-          <w:lang w:val="fr-CA"/>
-        </w:rPr>
-      </w:pPr>
-      <w:r>
-        <w:rPr>
-          <w:b/>
-          <w:bCs/>
-          <w:lang w:val="fr-CA"/>
-        </w:rPr>
-        <w:t>Décrivez le résultat observé.</w:t>
-      </w:r>
-      <w:r>
-        <w:rPr>
-          <w:b/>
-          <w:bCs/>
-          <w:lang w:val="fr-CA"/>
-        </w:rPr>
-        <w:br/>
-        <w:t>- Capture d’écran ou référence à une preuve d’exécution</w:t>
-      </w:r>
-      <w:r>
-        <w:rPr>
-          <w:b/>
-          <w:bCs/>
-          <w:lang w:val="fr-CA"/>
-        </w:rPr>
-        <w:br/>
-        <w:t>- Confirmation que la fonctionnalité fonctionne comme prévu</w:t>
-      </w:r>
-    </w:p>
-    <w:p>
-      <w:pPr>
-        <w:rPr>
-          <w:lang w:val="fr-CA"/>
-        </w:rPr>
-      </w:pPr>
-    </w:p>
-    <w:p>
-      <w:pPr>
-        <w:rPr>
           <w:lang w:val="fr-CA"/>
         </w:rPr>
       </w:pPr>
@@ -794,7 +580,6 @@
           <w:noProof/>
           <w:lang w:val="fr-CA"/>
         </w:rPr>
-        <w:lastRenderedPageBreak/>
         <w:drawing>
           <wp:anchor distT="0" distB="0" distL="114300" distR="114300" simplePos="0" relativeHeight="251666432" behindDoc="1" locked="0" layoutInCell="1" allowOverlap="1" wp14:anchorId="121E8CD7" wp14:editId="0C7C6F6E">
             <wp:simplePos x="0" y="0"/>
@@ -1136,35 +921,39 @@
     <w:p>
       <w:pPr>
         <w:rPr>
+          <w:lang w:val="fr-CA"/>
+        </w:rPr>
+      </w:pPr>
+      <w:r>
+        <w:rPr>
+          <w:lang w:val="fr-CA"/>
+        </w:rPr>
+        <w:t xml:space="preserve">Limites : </w:t>
+      </w:r>
+      <w:r>
+        <w:rPr>
+          <w:lang w:val="fr-CA"/>
+        </w:rPr>
+        <w:t>La classe de bateau, ainsi que l</w:t>
+      </w:r>
+      <w:r>
+        <w:rPr>
+          <w:lang w:val="fr-CA"/>
+        </w:rPr>
+        <w:t>’utilisateur sont supposé être des entités mais pour la POC, ce ne sont que des strings</w:t>
+      </w:r>
+      <w:r>
+        <w:rPr>
           <w:b/>
           <w:bCs/>
           <w:lang w:val="fr-CA"/>
         </w:rPr>
-      </w:pPr>
-      <w:r>
-        <w:rPr>
-          <w:b/>
-          <w:bCs/>
-          <w:lang w:val="fr-CA"/>
-        </w:rPr>
-        <w:t>Identifiez les limites de cette PoC :</w:t>
-      </w:r>
-      <w:r>
-        <w:rPr>
-          <w:b/>
-          <w:bCs/>
-          <w:lang w:val="fr-CA"/>
-        </w:rPr>
         <w:br/>
-        <w:t>- Ce qui n’est pas couvert volontairement</w:t>
       </w:r>
     </w:p>
     <w:p>
       <w:pPr>
-        <w:ind w:firstLine="720"/>
-        <w:rPr>
-          <w:b/>
-          <w:bCs/>
+        <w:rPr>
           <w:lang w:val="fr-CA"/>
         </w:rPr>
       </w:pPr>
@@ -1172,104 +961,90 @@
         <w:rPr>
           <w:lang w:val="fr-CA"/>
         </w:rPr>
-        <w:t>La classe de bateau, ainsi que l</w:t>
+        <w:t xml:space="preserve">Contraintes rencontrées : </w:t>
       </w:r>
       <w:r>
         <w:rPr>
           <w:lang w:val="fr-CA"/>
         </w:rPr>
-        <w:t>’utilisateur sont supposé être des entités mais pour la POC, ce ne sont que des strings</w:t>
+        <w:t xml:space="preserve">Apprendre à utiliser </w:t>
       </w:r>
+      <w:proofErr w:type="spellStart"/>
       <w:r>
         <w:rPr>
-          <w:b/>
-          <w:bCs/>
-          <w:lang w:val="fr-CA"/>
-        </w:rPr>
-        <w:br/>
+          <w:lang w:val="fr-CA"/>
+        </w:rPr>
+        <w:t>Elixir</w:t>
       </w:r>
+      <w:proofErr w:type="spellEnd"/>
       <w:r>
         <w:rPr>
-          <w:b/>
-          <w:bCs/>
-          <w:lang w:val="fr-CA"/>
-        </w:rPr>
-        <w:t>- Contraintes techniques rencontrées</w:t>
+          <w:lang w:val="fr-CA"/>
+        </w:rPr>
+        <w:t xml:space="preserve"> (code et commandes). Les autres outils ont été faciles à intégrés. </w:t>
       </w:r>
     </w:p>
     <w:p>
       <w:pPr>
-        <w:ind w:firstLine="720"/>
+        <w:rPr>
+          <w:lang w:val="fr-CA"/>
+        </w:rPr>
+      </w:pPr>
+      <w:r>
         <w:rPr>
           <w:b/>
           <w:bCs/>
           <w:lang w:val="fr-CA"/>
         </w:rPr>
-      </w:pPr>
-      <w:r>
-        <w:rPr>
-          <w:lang w:val="fr-CA"/>
-        </w:rPr>
-        <w:t xml:space="preserve">Apprendre à utiliser Elixir (code et commandes). Les autres outils ont été faciles à intégrés. </w:t>
+        <w:br/>
       </w:r>
       <w:r>
         <w:rPr>
-          <w:b/>
-          <w:bCs/>
-          <w:lang w:val="fr-CA"/>
-        </w:rPr>
-        <w:br/>
-        <w:t>- Hypothèses non validées</w:t>
+          <w:lang w:val="fr-CA"/>
+        </w:rPr>
+        <w:t xml:space="preserve">Hypothèse non validée : </w:t>
+      </w:r>
+      <w:r>
+        <w:rPr>
+          <w:lang w:val="fr-CA"/>
+        </w:rPr>
+        <w:t xml:space="preserve">Comment gérer la navigation de pages dans une application web Svelte parce que nous n’avons pas eu à le faire pour la PoC. </w:t>
+      </w:r>
+      <w:r>
+        <w:rPr>
+          <w:lang w:val="fr-CA"/>
+        </w:rPr>
+        <w:t>Base de données avec des tables complexes (nos données sont simples pour l’instant).</w:t>
       </w:r>
     </w:p>
     <w:p>
       <w:pPr>
-        <w:ind w:firstLine="720"/>
+        <w:rPr>
+          <w:lang w:val="fr-CA"/>
+        </w:rPr>
+      </w:pPr>
+      <w:r>
         <w:rPr>
           <w:b/>
           <w:bCs/>
           <w:lang w:val="fr-CA"/>
         </w:rPr>
-      </w:pPr>
-      <w:r>
-        <w:rPr>
-          <w:lang w:val="fr-CA"/>
-        </w:rPr>
-        <w:t xml:space="preserve">Comment gérer la navigation de pages dans une application web Svelte parce que nous n’avons pas eu à le faire pour la PoC. </w:t>
-      </w:r>
-      <w:r>
-        <w:rPr>
-          <w:lang w:val="fr-CA"/>
-        </w:rPr>
-        <w:t>Base de données avec des tables complexes (nos données sont simples pour l’instant).</w:t>
-      </w:r>
-      <w:r>
-        <w:rPr>
-          <w:b/>
-          <w:bCs/>
-          <w:lang w:val="fr-CA"/>
-        </w:rPr>
         <w:br/>
-        <w:t xml:space="preserve">- </w:t>
       </w:r>
       <w:proofErr w:type="gramStart"/>
       <w:r>
         <w:rPr>
-          <w:b/>
-          <w:bCs/>
           <w:lang w:val="fr-CA"/>
         </w:rPr>
         <w:t>Risques potentiels</w:t>
       </w:r>
       <w:proofErr w:type="gramEnd"/>
-    </w:p>
-    <w:p>
-      <w:pPr>
-        <w:ind w:firstLine="720"/>
-        <w:rPr>
-          <w:lang w:val="fr-CA"/>
-        </w:rPr>
-      </w:pPr>
+      <w:r>
+        <w:rPr>
+          <w:lang w:val="fr-CA"/>
+        </w:rPr>
+        <w:t xml:space="preserve"> : </w:t>
+      </w:r>
       <w:r>
         <w:rPr>
           <w:lang w:val="fr-CA"/>
@@ -1281,6 +1056,8 @@
       <w:pPr>
         <w:pStyle w:val="Titre2"/>
         <w:rPr>
+          <w:b w:val="0"/>
+          <w:bCs w:val="0"/>
           <w:lang w:val="fr-CA"/>
         </w:rPr>
       </w:pPr>
@@ -1301,50 +1078,13 @@
       </w:pPr>
       <w:r>
         <w:rPr>
-          <w:b/>
-          <w:bCs/>
-          <w:lang w:val="fr-CA"/>
-        </w:rPr>
-        <w:t>Indiquez si la solution est techniquement valide.</w:t>
-      </w:r>
-      <w:r>
-        <w:rPr>
-          <w:b/>
-          <w:bCs/>
-          <w:lang w:val="fr-CA"/>
-        </w:rPr>
-        <w:br/>
-        <w:t>- Le choix technologique est-il confirmé ?</w:t>
+          <w:lang w:val="fr-CA"/>
+        </w:rPr>
+        <w:t>Nous confirmons que le projet est réalisable avec l’ensemble technologique que nous avons choisi. Nous sommes largement en mesure de compléter le projet.</w:t>
       </w:r>
     </w:p>
     <w:p>
       <w:pPr>
-        <w:ind w:firstLine="720"/>
-        <w:rPr>
-          <w:b/>
-          <w:bCs/>
-          <w:lang w:val="fr-CA"/>
-        </w:rPr>
-      </w:pPr>
-      <w:r>
-        <w:rPr>
-          <w:lang w:val="fr-CA"/>
-        </w:rPr>
-        <w:t>Nous confirmons que le projet est réalisable avec l’ensemble technologique que nous avons choisi. Nous sommes largement en mesure de compléter le projet.</w:t>
-      </w:r>
-      <w:r>
-        <w:rPr>
-          <w:b/>
-          <w:bCs/>
-          <w:lang w:val="fr-CA"/>
-        </w:rPr>
-        <w:br/>
-        <w:t>- Des ajustements sont-ils nécessaires avant de passer à la phase Prototype ?</w:t>
-      </w:r>
-    </w:p>
-    <w:p>
-      <w:pPr>
-        <w:ind w:firstLine="720"/>
         <w:rPr>
           <w:lang w:val="fr-CA"/>
         </w:rPr>
@@ -13408,10 +13148,6 @@
 </file>
 
 <file path=customXml/item1.xml><?xml version="1.0" encoding="utf-8"?>
-<b:Sources xmlns:b="http://schemas.openxmlformats.org/officeDocument/2006/bibliography" xmlns="http://schemas.openxmlformats.org/officeDocument/2006/bibliography" SelectedStyle="/APA.XSL" StyleName="APA"/>
-</file>
-
-<file path=customXml/item2.xml><?xml version="1.0" encoding="utf-8"?>
 <p:properties xmlns:p="http://schemas.microsoft.com/office/2006/metadata/properties" xmlns:xsi="http://www.w3.org/2001/XMLSchema-instance" xmlns:pc="http://schemas.microsoft.com/office/infopath/2007/PartnerControls">
   <documentManagement>
     <ReferenceId xmlns="58914a97-80a9-4312-8427-8216aff5104f" xsi:nil="true"/>
@@ -13419,16 +13155,11 @@
 </p:properties>
 </file>
 
-<file path=customXml/item3.xml><?xml version="1.0" encoding="utf-8"?>
-<?mso-contentType ?>
-<FormTemplates xmlns="http://schemas.microsoft.com/sharepoint/v3/contenttype/forms">
-  <Display>DocumentLibraryForm</Display>
-  <Edit>DocumentLibraryForm</Edit>
-  <New>DocumentLibraryForm</New>
-</FormTemplates>
+<file path=customXml/item2.xml><?xml version="1.0" encoding="utf-8"?>
+<b:Sources xmlns:b="http://schemas.openxmlformats.org/officeDocument/2006/bibliography" xmlns="http://schemas.openxmlformats.org/officeDocument/2006/bibliography" SelectedStyle="/APA.XSL" StyleName="APA"/>
 </file>
 
-<file path=customXml/item4.xml><?xml version="1.0" encoding="utf-8"?>
+<file path=customXml/item3.xml><?xml version="1.0" encoding="utf-8"?>
 <ct:contentTypeSchema xmlns:ct="http://schemas.microsoft.com/office/2006/metadata/contentType" xmlns:ma="http://schemas.microsoft.com/office/2006/metadata/properties/metaAttributes" ct:_="" ma:_="" ma:contentTypeName="Document" ma:contentTypeID="0x010100DE0DFEAB65B93E4C9A51969E6C8EA979" ma:contentTypeVersion="4" ma:contentTypeDescription="Crée un document." ma:contentTypeScope="" ma:versionID="d6ae60a39aa4a9184a24f87e1d1de576">
   <xsd:schema xmlns:xsd="http://www.w3.org/2001/XMLSchema" xmlns:xs="http://www.w3.org/2001/XMLSchema" xmlns:p="http://schemas.microsoft.com/office/2006/metadata/properties" xmlns:ns2="58914a97-80a9-4312-8427-8216aff5104f" targetNamespace="http://schemas.microsoft.com/office/2006/metadata/properties" ma:root="true" ma:fieldsID="a402ca9776b18f94a58572205b9caeb4" ns2:_="">
     <xsd:import namespace="58914a97-80a9-4312-8427-8216aff5104f"/>
@@ -13572,15 +13303,16 @@
 </ct:contentTypeSchema>
 </file>
 
-<file path=customXml/itemProps1.xml><?xml version="1.0" encoding="utf-8"?>
-<ds:datastoreItem xmlns:ds="http://schemas.openxmlformats.org/officeDocument/2006/customXml" ds:itemID="{EF278816-EC6F-A645-907D-7F25AECB1D4A}">
-  <ds:schemaRefs>
-    <ds:schemaRef ds:uri="http://schemas.openxmlformats.org/officeDocument/2006/bibliography"/>
-  </ds:schemaRefs>
-</ds:datastoreItem>
+<file path=customXml/item4.xml><?xml version="1.0" encoding="utf-8"?>
+<?mso-contentType ?>
+<FormTemplates xmlns="http://schemas.microsoft.com/sharepoint/v3/contenttype/forms">
+  <Display>DocumentLibraryForm</Display>
+  <Edit>DocumentLibraryForm</Edit>
+  <New>DocumentLibraryForm</New>
+</FormTemplates>
 </file>
 
-<file path=customXml/itemProps2.xml><?xml version="1.0" encoding="utf-8"?>
+<file path=customXml/itemProps1.xml><?xml version="1.0" encoding="utf-8"?>
 <ds:datastoreItem xmlns:ds="http://schemas.openxmlformats.org/officeDocument/2006/customXml" ds:itemID="{D389DC6D-5B0B-44F7-8546-A6A224271B02}">
   <ds:schemaRefs>
     <ds:schemaRef ds:uri="http://schemas.microsoft.com/office/2006/metadata/properties"/>
@@ -13590,15 +13322,15 @@
 </ds:datastoreItem>
 </file>
 
-<file path=customXml/itemProps3.xml><?xml version="1.0" encoding="utf-8"?>
-<ds:datastoreItem xmlns:ds="http://schemas.openxmlformats.org/officeDocument/2006/customXml" ds:itemID="{9A1CB954-B7AE-4FBB-BD0D-8B85DA415DCB}">
+<file path=customXml/itemProps2.xml><?xml version="1.0" encoding="utf-8"?>
+<ds:datastoreItem xmlns:ds="http://schemas.openxmlformats.org/officeDocument/2006/customXml" ds:itemID="{EF278816-EC6F-A645-907D-7F25AECB1D4A}">
   <ds:schemaRefs>
-    <ds:schemaRef ds:uri="http://schemas.microsoft.com/sharepoint/v3/contenttype/forms"/>
+    <ds:schemaRef ds:uri="http://schemas.openxmlformats.org/officeDocument/2006/bibliography"/>
   </ds:schemaRefs>
 </ds:datastoreItem>
 </file>
 
-<file path=customXml/itemProps4.xml><?xml version="1.0" encoding="utf-8"?>
+<file path=customXml/itemProps3.xml><?xml version="1.0" encoding="utf-8"?>
 <ds:datastoreItem xmlns:ds="http://schemas.openxmlformats.org/officeDocument/2006/customXml" ds:itemID="{119CC3B3-14C1-482C-9713-0A1391082D62}">
   <ds:schemaRefs>
     <ds:schemaRef ds:uri="http://schemas.microsoft.com/office/2006/metadata/contentType"/>
@@ -13614,4 +13346,12 @@
     <ds:schemaRef ds:uri="http://schemas.microsoft.com/internal/obd"/>
   </ds:schemaRefs>
 </ds:datastoreItem>
+</file>
+
+<file path=customXml/itemProps4.xml><?xml version="1.0" encoding="utf-8"?>
+<ds:datastoreItem xmlns:ds="http://schemas.openxmlformats.org/officeDocument/2006/customXml" ds:itemID="{9A1CB954-B7AE-4FBB-BD0D-8B85DA415DCB}">
+  <ds:schemaRefs>
+    <ds:schemaRef ds:uri="http://schemas.microsoft.com/sharepoint/v3/contenttype/forms"/>
+  </ds:schemaRefs>
+</ds:datastoreItem>
 </file>